--- a/zht/docx/37.content.docx
+++ b/zht/docx/37.content.docx
@@ -28,22 +28,6 @@
       </w:r>
     </w:p>
     <w:p>
-      <w:pPr>
-        <w:pStyle w:val="Heading2"/>
-      </w:pPr>
-      <w:r>
-        <w:rPr>
-          <w:lang w:val="zh_TW" w:bidi="zh_TW"/>
-        </w:rPr>
-        <w:t>License Information</w:t>
-      </w:r>
-      <w:r>
-        <w:rPr>
-          <w:lang w:val="zh_TW" w:bidi="zh_TW"/>
-        </w:rPr>
-      </w:r>
-    </w:p>
-    <w:p>
       <w:pPr/>
       <w:r>
         <w:rPr>
@@ -55,19 +39,21 @@
           <w:b/>
           <w:lang w:val="zh_TW" w:bidi="zh_TW"/>
         </w:rPr>
-        <w:t>研讀筆記 (Tyndale)</w:t>
-      </w:r>
-      <w:r>
-        <w:rPr>
-          <w:lang w:val="zh_TW" w:bidi="zh_TW"/>
-        </w:rPr>
-        <w:t xml:space="preserve"> (Chinese (Traditional)) is based on</w:t>
-      </w:r>
-      <w:r>
-        <w:rPr>
-          <w:lang w:val="zh_TW" w:bidi="zh_TW"/>
-        </w:rPr>
-        <w:t xml:space="preserve">: </w:t>
+        <w:t>Aquifer Open Study Notes</w:t>
+      </w:r>
+    </w:p>
+    <w:p>
+      <w:pPr/>
+      <w:r>
+        <w:rPr>
+          <w:lang w:val="zh_TW" w:bidi="zh_TW"/>
+        </w:rPr>
+      </w:r>
+      <w:r>
+        <w:rPr>
+          <w:lang w:val="zh_TW" w:bidi="zh_TW"/>
+        </w:rPr>
+        <w:t xml:space="preserve">This work is an adaptation of </w:t>
       </w:r>
       <w:r>
         <w:rPr>
@@ -79,48 +65,19 @@
         <w:rPr>
           <w:lang w:val="zh_TW" w:bidi="zh_TW"/>
         </w:rPr>
-        <w:t xml:space="preserve">, </w:t>
-      </w:r>
-      <w:hyperlink r:id="rId13">
-        <w:r>
-          <w:rPr>
-            <w:lang w:val="zh_TW" w:bidi="zh_TW"/>
-          </w:rPr>
-          <w:rPr>
-            <w:color w:val="0000EE"/>
-            <w:u w:val="single"/>
-          </w:rPr>
-          <w:t>Tyndale House Publishers</w:t>
-        </w:r>
-      </w:hyperlink>
-      <w:r>
-        <w:rPr>
-          <w:lang w:val="zh_TW" w:bidi="zh_TW"/>
-        </w:rPr>
-        <w:t xml:space="preserve">, 2019, which is licensed under a </w:t>
-      </w:r>
-      <w:hyperlink r:id="rId14">
-        <w:r>
-          <w:rPr>
-            <w:lang w:val="zh_TW" w:bidi="zh_TW"/>
-          </w:rPr>
-          <w:rPr>
-            <w:color w:val="0000EE"/>
-            <w:u w:val="single"/>
-          </w:rPr>
-          <w:t>CC BY-SA 4.0 license</w:t>
-        </w:r>
-      </w:hyperlink>
-      <w:r>
-        <w:rPr>
-          <w:lang w:val="zh_TW" w:bidi="zh_TW"/>
-        </w:rPr>
-        <w:t>.</w:t>
-      </w:r>
-      <w:r>
-        <w:rPr>
-          <w:lang w:val="zh_TW" w:bidi="zh_TW"/>
-        </w:rPr>
+        <w:t xml:space="preserve"> © 2023 Tyndale House Publishers, licensed under the CC BY-SA 4.0 license. The adaptation, </w:t>
+      </w:r>
+      <w:r>
+        <w:rPr>
+          <w:lang w:val="zh_TW" w:bidi="zh_TW"/>
+        </w:rPr>
+        <w:t>Aquifer Open Study Notes</w:t>
+      </w:r>
+      <w:r>
+        <w:rPr>
+          <w:lang w:val="zh_TW" w:bidi="zh_TW"/>
+        </w:rPr>
+        <w:t>, was created by Mission Mutual and is also licensed under CC BY-SA 4.0.</w:t>
       </w:r>
     </w:p>
     <w:p>
@@ -134,7 +91,7 @@
         <w:rPr>
           <w:lang w:val="zh_TW" w:bidi="zh_TW"/>
         </w:rPr>
-        <w:t>This PDF version is provided under the same license.</w:t>
+        <w:t>This resource has been adapted into multiple languages, including English, Tok Pisin, Arabic (عربي), French (Français), Hindi (हिंदी), Indonesian (Bahasa Indonesia), Portuguese (Português), Russian (Русский), Spanish (Español), Swahili (Kiswahili), and Simplified Chinese (简体中文).</w:t>
       </w:r>
       <w:r>
         <w:rPr>
@@ -442,7 +399,7 @@
         </w:rPr>
         <w:t>（見</w:t>
       </w:r>
-      <w:hyperlink r:id="rId15">
+      <w:hyperlink r:id="rId13">
         <w:r>
           <w:rPr>
             <w:lang w:val="zh_TW" w:bidi="zh_TW"/>
@@ -460,7 +417,7 @@
         </w:rPr>
         <w:t>，</w:t>
       </w:r>
-      <w:hyperlink r:id="rId16">
+      <w:hyperlink r:id="rId14">
         <w:r>
           <w:rPr>
             <w:lang w:val="zh_TW" w:bidi="zh_TW"/>
@@ -478,7 +435,7 @@
         </w:rPr>
         <w:t>；</w:t>
       </w:r>
-      <w:hyperlink r:id="rId17">
+      <w:hyperlink r:id="rId15">
         <w:r>
           <w:rPr>
             <w:lang w:val="zh_TW" w:bidi="zh_TW"/>
@@ -514,7 +471,7 @@
         </w:rPr>
         <w:t>約書亞當時是大祭司。在他的監督下，祭壇得以重建，第二聖殿被奉獻（</w:t>
       </w:r>
-      <w:hyperlink r:id="rId16">
+      <w:hyperlink r:id="rId14">
         <w:r>
           <w:rPr>
             <w:lang w:val="zh_TW" w:bidi="zh_TW"/>
@@ -532,7 +489,7 @@
         </w:rPr>
         <w:t>，</w:t>
       </w:r>
-      <w:hyperlink r:id="rId18">
+      <w:hyperlink r:id="rId16">
         <w:r>
           <w:rPr>
             <w:lang w:val="zh_TW" w:bidi="zh_TW"/>
@@ -550,7 +507,7 @@
         </w:rPr>
         <w:t>，</w:t>
       </w:r>
-      <w:hyperlink r:id="rId19">
+      <w:hyperlink r:id="rId17">
         <w:r>
           <w:rPr>
             <w:lang w:val="zh_TW" w:bidi="zh_TW"/>
@@ -704,7 +661,7 @@
         </w:rPr>
         <w:t>（</w:t>
       </w:r>
-      <w:hyperlink r:id="rId20">
+      <w:hyperlink r:id="rId18">
         <w:r>
           <w:rPr>
             <w:lang w:val="zh_TW" w:bidi="zh_TW"/>
@@ -722,7 +679,7 @@
         </w:rPr>
         <w:t>；</w:t>
       </w:r>
-      <w:hyperlink r:id="rId21">
+      <w:hyperlink r:id="rId19">
         <w:r>
           <w:rPr>
             <w:lang w:val="zh_TW" w:bidi="zh_TW"/>
@@ -770,7 +727,7 @@
         </w:rPr>
         <w:t>（</w:t>
       </w:r>
-      <w:hyperlink r:id="rId22">
+      <w:hyperlink r:id="rId20">
         <w:r>
           <w:rPr>
             <w:lang w:val="zh_TW" w:bidi="zh_TW"/>
@@ -788,7 +745,7 @@
         </w:rPr>
         <w:t>、</w:t>
       </w:r>
-      <w:hyperlink r:id="rId23">
+      <w:hyperlink r:id="rId21">
         <w:r>
           <w:rPr>
             <w:lang w:val="zh_TW" w:bidi="zh_TW"/>
@@ -830,7 +787,7 @@
         </w:rPr>
         <w:t>，因為若不重建耶和華的殿，神就不會賜福或復興他們（</w:t>
       </w:r>
-      <w:hyperlink r:id="rId24">
+      <w:hyperlink r:id="rId22">
         <w:r>
           <w:rPr>
             <w:lang w:val="zh_TW" w:bidi="zh_TW"/>
@@ -848,7 +805,7 @@
         </w:rPr>
         <w:t>、</w:t>
       </w:r>
-      <w:hyperlink r:id="rId25">
+      <w:hyperlink r:id="rId23">
         <w:r>
           <w:rPr>
             <w:lang w:val="zh_TW" w:bidi="zh_TW"/>
@@ -942,7 +899,7 @@
         </w:rPr>
         <w:t>（見</w:t>
       </w:r>
-      <w:hyperlink r:id="rId26">
+      <w:hyperlink r:id="rId24">
         <w:r>
           <w:rPr>
             <w:lang w:val="zh_TW" w:bidi="zh_TW"/>
@@ -1097,7 +1054,7 @@
         </w:rPr>
         <w:t>是思考、感受和使用意志的地方。因此，這個命令（另見</w:t>
       </w:r>
-      <w:hyperlink r:id="rId27">
+      <w:hyperlink r:id="rId25">
         <w:r>
           <w:rPr>
             <w:lang w:val="zh_TW" w:bidi="zh_TW"/>
@@ -1115,7 +1072,7 @@
         </w:rPr>
         <w:t>；</w:t>
       </w:r>
-      <w:hyperlink r:id="rId28">
+      <w:hyperlink r:id="rId26">
         <w:r>
           <w:rPr>
             <w:lang w:val="zh_TW" w:bidi="zh_TW"/>
@@ -1133,7 +1090,7 @@
         </w:rPr>
         <w:t>、</w:t>
       </w:r>
-      <w:hyperlink r:id="rId29">
+      <w:hyperlink r:id="rId27">
         <w:r>
           <w:rPr>
             <w:lang w:val="zh_TW" w:bidi="zh_TW"/>
@@ -1151,7 +1108,7 @@
         </w:rPr>
         <w:t>）呼籲百姓仔細思考，並得出正確的結論——要看清他們所遭遇的事（乾旱和貧困，</w:t>
       </w:r>
-      <w:hyperlink r:id="rId22">
+      <w:hyperlink r:id="rId20">
         <w:r>
           <w:rPr>
             <w:lang w:val="zh_TW" w:bidi="zh_TW"/>
@@ -1169,7 +1126,7 @@
         </w:rPr>
         <w:t>），與他們未能恢復對耶和華的正確敬拜（</w:t>
       </w:r>
-      <w:hyperlink r:id="rId30">
+      <w:hyperlink r:id="rId28">
         <w:r>
           <w:rPr>
             <w:lang w:val="zh_TW" w:bidi="zh_TW"/>
@@ -1346,7 +1303,7 @@
         </w:rPr>
         <w:t>重建我的殿的呼召，強調了敬拜在群體生命中的重要性，以及必須有合乎律法的敬拜場所，才能按著神的律法敬拜耶和華。當耶和華的聖殿——祂的居所——被重建時，這片土地將會經歷祝福與興旺（</w:t>
       </w:r>
-      <w:hyperlink r:id="rId31">
+      <w:hyperlink r:id="rId29">
         <w:r>
           <w:rPr>
             <w:lang w:val="zh_TW" w:bidi="zh_TW"/>
@@ -1446,7 +1403,7 @@
         </w:rPr>
         <w:t>（</w:t>
       </w:r>
-      <w:hyperlink r:id="rId32">
+      <w:hyperlink r:id="rId30">
         <w:r>
           <w:rPr>
             <w:lang w:val="zh_TW" w:bidi="zh_TW"/>
@@ -1464,7 +1421,7 @@
         </w:rPr>
         <w:t>，</w:t>
       </w:r>
-      <w:hyperlink r:id="rId33">
+      <w:hyperlink r:id="rId31">
         <w:r>
           <w:rPr>
             <w:lang w:val="zh_TW" w:bidi="zh_TW"/>
@@ -1482,7 +1439,7 @@
         </w:rPr>
         <w:t>、</w:t>
       </w:r>
-      <w:hyperlink r:id="rId34">
+      <w:hyperlink r:id="rId32">
         <w:r>
           <w:rPr>
             <w:lang w:val="zh_TW" w:bidi="zh_TW"/>
@@ -1500,7 +1457,7 @@
         </w:rPr>
         <w:t>、</w:t>
       </w:r>
-      <w:hyperlink r:id="rId35">
+      <w:hyperlink r:id="rId33">
         <w:r>
           <w:rPr>
             <w:lang w:val="zh_TW" w:bidi="zh_TW"/>
@@ -1594,7 +1551,7 @@
         </w:rPr>
         <w:t>（</w:t>
       </w:r>
-      <w:hyperlink r:id="rId36">
+      <w:hyperlink r:id="rId34">
         <w:r>
           <w:rPr>
             <w:lang w:val="zh_TW" w:bidi="zh_TW"/>
@@ -1612,7 +1569,7 @@
         </w:rPr>
         <w:t>，特別是</w:t>
       </w:r>
-      <w:hyperlink r:id="rId37">
+      <w:hyperlink r:id="rId35">
         <w:r>
           <w:rPr>
             <w:lang w:val="zh_TW" w:bidi="zh_TW"/>
@@ -1630,7 +1587,7 @@
         </w:rPr>
         <w:t>節、</w:t>
       </w:r>
-      <w:hyperlink r:id="rId38">
+      <w:hyperlink r:id="rId36">
         <w:r>
           <w:rPr>
             <w:lang w:val="zh_TW" w:bidi="zh_TW"/>
@@ -1666,7 +1623,7 @@
         </w:rPr>
         <w:t>乾旱（希伯來文為khoreb）一詞是對應到「荒涼」（</w:t>
       </w:r>
-      <w:hyperlink r:id="rId24">
+      <w:hyperlink r:id="rId22">
         <w:r>
           <w:rPr>
             <w:lang w:val="zh_TW" w:bidi="zh_TW"/>
@@ -1684,7 +1641,7 @@
         </w:rPr>
         <w:t>、</w:t>
       </w:r>
-      <w:hyperlink r:id="rId39">
+      <w:hyperlink r:id="rId37">
         <w:r>
           <w:rPr>
             <w:lang w:val="zh_TW" w:bidi="zh_TW"/>
@@ -1910,7 +1867,7 @@
         </w:rPr>
         <w:t>（</w:t>
       </w:r>
-      <w:hyperlink r:id="rId40">
+      <w:hyperlink r:id="rId38">
         <w:r>
           <w:rPr>
             <w:lang w:val="zh_TW" w:bidi="zh_TW"/>
@@ -1928,7 +1885,7 @@
         </w:rPr>
         <w:t>；見</w:t>
       </w:r>
-      <w:hyperlink r:id="rId41">
+      <w:hyperlink r:id="rId39">
         <w:r>
           <w:rPr>
             <w:lang w:val="zh_TW" w:bidi="zh_TW"/>
@@ -1946,7 +1903,7 @@
         </w:rPr>
         <w:t>；</w:t>
       </w:r>
-      <w:hyperlink r:id="rId42">
+      <w:hyperlink r:id="rId40">
         <w:r>
           <w:rPr>
             <w:lang w:val="zh_TW" w:bidi="zh_TW"/>
@@ -1964,7 +1921,7 @@
         </w:rPr>
         <w:t>；</w:t>
       </w:r>
-      <w:hyperlink r:id="rId43">
+      <w:hyperlink r:id="rId41">
         <w:r>
           <w:rPr>
             <w:lang w:val="zh_TW" w:bidi="zh_TW"/>
@@ -1982,7 +1939,7 @@
         </w:rPr>
         <w:t>，</w:t>
       </w:r>
-      <w:hyperlink r:id="rId44">
+      <w:hyperlink r:id="rId42">
         <w:r>
           <w:rPr>
             <w:lang w:val="zh_TW" w:bidi="zh_TW"/>
@@ -2000,7 +1957,7 @@
         </w:rPr>
         <w:t>；</w:t>
       </w:r>
-      <w:hyperlink r:id="rId45">
+      <w:hyperlink r:id="rId43">
         <w:r>
           <w:rPr>
             <w:lang w:val="zh_TW" w:bidi="zh_TW"/>
@@ -2079,7 +2036,7 @@
         </w:rPr>
         <w:t>）百姓的心來成就祂的旨意（見</w:t>
       </w:r>
-      <w:hyperlink r:id="rId46">
+      <w:hyperlink r:id="rId44">
         <w:r>
           <w:rPr>
             <w:lang w:val="zh_TW" w:bidi="zh_TW"/>
@@ -2097,7 +2054,7 @@
         </w:rPr>
         <w:t>；</w:t>
       </w:r>
-      <w:hyperlink r:id="rId47">
+      <w:hyperlink r:id="rId45">
         <w:r>
           <w:rPr>
             <w:lang w:val="zh_TW" w:bidi="zh_TW"/>
@@ -2115,7 +2072,7 @@
         </w:rPr>
         <w:t>，</w:t>
       </w:r>
-      <w:hyperlink r:id="rId48">
+      <w:hyperlink r:id="rId46">
         <w:r>
           <w:rPr>
             <w:lang w:val="zh_TW" w:bidi="zh_TW"/>
@@ -2133,7 +2090,7 @@
         </w:rPr>
         <w:t>；</w:t>
       </w:r>
-      <w:hyperlink r:id="rId49">
+      <w:hyperlink r:id="rId47">
         <w:r>
           <w:rPr>
             <w:lang w:val="zh_TW" w:bidi="zh_TW"/>
@@ -2151,7 +2108,7 @@
         </w:rPr>
         <w:t>、</w:t>
       </w:r>
-      <w:hyperlink r:id="rId50">
+      <w:hyperlink r:id="rId48">
         <w:r>
           <w:rPr>
             <w:lang w:val="zh_TW" w:bidi="zh_TW"/>
@@ -2229,7 +2186,7 @@
         </w:rPr>
         <w:t>（見</w:t>
       </w:r>
-      <w:hyperlink r:id="rId51">
+      <w:hyperlink r:id="rId49">
         <w:r>
           <w:rPr>
             <w:lang w:val="zh_TW" w:bidi="zh_TW"/>
@@ -2271,7 +2228,7 @@
         </w:rPr>
         <w:t>（</w:t>
       </w:r>
-      <w:hyperlink r:id="rId52">
+      <w:hyperlink r:id="rId50">
         <w:r>
           <w:rPr>
             <w:lang w:val="zh_TW" w:bidi="zh_TW"/>
@@ -2349,7 +2306,7 @@
         </w:rPr>
         <w:t>哈該的第二條信息是向群體保證，神沒有忘記祂透過早期先知所應許的，要賜福並恢復他們（例：</w:t>
       </w:r>
-      <w:hyperlink r:id="rId53">
+      <w:hyperlink r:id="rId51">
         <w:r>
           <w:rPr>
             <w:lang w:val="zh_TW" w:bidi="zh_TW"/>
@@ -2367,7 +2324,7 @@
         </w:rPr>
         <w:t>，</w:t>
       </w:r>
-      <w:hyperlink r:id="rId54">
+      <w:hyperlink r:id="rId52">
         <w:r>
           <w:rPr>
             <w:lang w:val="zh_TW" w:bidi="zh_TW"/>
@@ -2385,7 +2342,7 @@
         </w:rPr>
         <w:t>，</w:t>
       </w:r>
-      <w:hyperlink r:id="rId55">
+      <w:hyperlink r:id="rId53">
         <w:r>
           <w:rPr>
             <w:lang w:val="zh_TW" w:bidi="zh_TW"/>
@@ -2403,7 +2360,7 @@
         </w:rPr>
         <w:t>；</w:t>
       </w:r>
-      <w:hyperlink r:id="rId56">
+      <w:hyperlink r:id="rId54">
         <w:r>
           <w:rPr>
             <w:lang w:val="zh_TW" w:bidi="zh_TW"/>
@@ -2421,7 +2378,7 @@
         </w:rPr>
         <w:t>，</w:t>
       </w:r>
-      <w:hyperlink r:id="rId57">
+      <w:hyperlink r:id="rId55">
         <w:r>
           <w:rPr>
             <w:lang w:val="zh_TW" w:bidi="zh_TW"/>
@@ -2487,7 +2444,7 @@
         </w:rPr>
         <w:t>從前的榮耀屬於所羅門的聖殿（</w:t>
       </w:r>
-      <w:hyperlink r:id="rId58">
+      <w:hyperlink r:id="rId56">
         <w:r>
           <w:rPr>
             <w:lang w:val="zh_TW" w:bidi="zh_TW"/>
@@ -2529,7 +2486,7 @@
         </w:rPr>
         <w:t>（</w:t>
       </w:r>
-      <w:hyperlink r:id="rId59">
+      <w:hyperlink r:id="rId57">
         <w:r>
           <w:rPr>
             <w:lang w:val="zh_TW" w:bidi="zh_TW"/>
@@ -2595,7 +2552,7 @@
         </w:rPr>
         <w:t>雖然......當剛強：這表示著語氣從責備與挑戰，轉為勉勵與肯定（參</w:t>
       </w:r>
-      <w:hyperlink r:id="rId60">
+      <w:hyperlink r:id="rId58">
         <w:r>
           <w:rPr>
             <w:lang w:val="zh_TW" w:bidi="zh_TW"/>
@@ -2665,7 +2622,7 @@
         </w:rPr>
         <w:t>我的靈住在你們中間：見</w:t>
       </w:r>
-      <w:hyperlink r:id="rId61">
+      <w:hyperlink r:id="rId59">
         <w:r>
           <w:rPr>
             <w:lang w:val="zh_TW" w:bidi="zh_TW"/>
@@ -2683,7 +2640,7 @@
         </w:rPr>
         <w:t>；</w:t>
       </w:r>
-      <w:hyperlink r:id="rId62">
+      <w:hyperlink r:id="rId60">
         <w:r>
           <w:rPr>
             <w:lang w:val="zh_TW" w:bidi="zh_TW"/>
@@ -2701,7 +2658,7 @@
         </w:rPr>
         <w:t>；</w:t>
       </w:r>
-      <w:hyperlink r:id="rId63">
+      <w:hyperlink r:id="rId61">
         <w:r>
           <w:rPr>
             <w:lang w:val="zh_TW" w:bidi="zh_TW"/>
@@ -2800,7 +2757,7 @@
         </w:rPr>
         <w:t>」是希伯來文中表示締結盟約的慣用語（見</w:t>
       </w:r>
-      <w:hyperlink r:id="rId64">
+      <w:hyperlink r:id="rId62">
         <w:r>
           <w:rPr>
             <w:lang w:val="zh_TW" w:bidi="zh_TW"/>
@@ -2818,7 +2775,7 @@
         </w:rPr>
         <w:t>；</w:t>
       </w:r>
-      <w:hyperlink r:id="rId65">
+      <w:hyperlink r:id="rId63">
         <w:r>
           <w:rPr>
             <w:lang w:val="zh_TW" w:bidi="zh_TW"/>
@@ -2874,7 +2831,7 @@
         </w:rPr>
         <w:t>（見</w:t>
       </w:r>
-      <w:hyperlink r:id="rId66">
+      <w:hyperlink r:id="rId64">
         <w:r>
           <w:rPr>
             <w:lang w:val="zh_TW" w:bidi="zh_TW"/>
@@ -2946,7 +2903,7 @@
         </w:rPr>
         <w:t>（見</w:t>
       </w:r>
-      <w:hyperlink r:id="rId67">
+      <w:hyperlink r:id="rId65">
         <w:r>
           <w:rPr>
             <w:lang w:val="zh_TW" w:bidi="zh_TW"/>
@@ -2958,7 +2915,7 @@
           <w:t>賽2:19–21，</w:t>
         </w:r>
       </w:hyperlink>
-      <w:hyperlink r:id="rId68">
+      <w:hyperlink r:id="rId66">
         <w:r>
           <w:rPr>
             <w:lang w:val="zh_TW" w:bidi="zh_TW"/>
@@ -2988,7 +2945,7 @@
         </w:rPr>
         <w:t>（</w:t>
       </w:r>
-      <w:hyperlink r:id="rId69">
+      <w:hyperlink r:id="rId67">
         <w:r>
           <w:rPr>
             <w:lang w:val="zh_TW" w:bidi="zh_TW"/>
@@ -3006,7 +2963,7 @@
         </w:rPr>
         <w:t>；</w:t>
       </w:r>
-      <w:hyperlink r:id="rId70">
+      <w:hyperlink r:id="rId68">
         <w:r>
           <w:rPr>
             <w:lang w:val="zh_TW" w:bidi="zh_TW"/>
@@ -3036,7 +2993,7 @@
         </w:rPr>
         <w:t>（</w:t>
       </w:r>
-      <w:hyperlink r:id="rId71">
+      <w:hyperlink r:id="rId69">
         <w:r>
           <w:rPr>
             <w:lang w:val="zh_TW" w:bidi="zh_TW"/>
@@ -3066,7 +3023,7 @@
         </w:rPr>
         <w:t>（例：波斯被希臘征服，希臘被羅馬征服。見</w:t>
       </w:r>
-      <w:hyperlink r:id="rId72">
+      <w:hyperlink r:id="rId70">
         <w:r>
           <w:rPr>
             <w:lang w:val="zh_TW" w:bidi="zh_TW"/>
@@ -3196,7 +3153,7 @@
         </w:rPr>
         <w:t>（見</w:t>
       </w:r>
-      <w:hyperlink r:id="rId73">
+      <w:hyperlink r:id="rId71">
         <w:r>
           <w:rPr>
             <w:lang w:val="zh_TW" w:bidi="zh_TW"/>
@@ -3214,7 +3171,7 @@
         </w:rPr>
         <w:t>）。耶穌在嬰兒時期被帶到耶和華的殿中（</w:t>
       </w:r>
-      <w:hyperlink r:id="rId74">
+      <w:hyperlink r:id="rId72">
         <w:r>
           <w:rPr>
             <w:lang w:val="zh_TW" w:bidi="zh_TW"/>
@@ -3232,7 +3189,7 @@
         </w:rPr>
         <w:t>），並且成年後在那裡教導（</w:t>
       </w:r>
-      <w:hyperlink r:id="rId75">
+      <w:hyperlink r:id="rId73">
         <w:r>
           <w:rPr>
             <w:lang w:val="zh_TW" w:bidi="zh_TW"/>
@@ -3262,7 +3219,7 @@
         </w:rPr>
         <w:t>（</w:t>
       </w:r>
-      <w:hyperlink r:id="rId76">
+      <w:hyperlink r:id="rId74">
         <w:r>
           <w:rPr>
             <w:lang w:val="zh_TW" w:bidi="zh_TW"/>
@@ -3280,7 +3237,7 @@
         </w:rPr>
         <w:t>；見</w:t>
       </w:r>
-      <w:hyperlink r:id="rId77">
+      <w:hyperlink r:id="rId75">
         <w:r>
           <w:rPr>
             <w:lang w:val="zh_TW" w:bidi="zh_TW"/>
@@ -3298,7 +3255,7 @@
         </w:rPr>
         <w:t>）。雖然只有少數人認識到，但耶穌在聖殿中的同在，遠勝過摩西時期會幕中的榮耀以及所羅門聖殿的榮耀（參</w:t>
       </w:r>
-      <w:hyperlink r:id="rId78">
+      <w:hyperlink r:id="rId76">
         <w:r>
           <w:rPr>
             <w:lang w:val="zh_TW" w:bidi="zh_TW"/>
@@ -3334,7 +3291,7 @@
         </w:rPr>
         <w:t>在這地方我必賜平安：祭司的祝禱（</w:t>
       </w:r>
-      <w:hyperlink r:id="rId79">
+      <w:hyperlink r:id="rId77">
         <w:r>
           <w:rPr>
             <w:lang w:val="zh_TW" w:bidi="zh_TW"/>
@@ -3352,7 +3309,7 @@
         </w:rPr>
         <w:t>）是聖殿禮拜儀式的一部分。在末後的日子，神將與以色列立平安的約（</w:t>
       </w:r>
-      <w:hyperlink r:id="rId80">
+      <w:hyperlink r:id="rId78">
         <w:r>
           <w:rPr>
             <w:lang w:val="zh_TW" w:bidi="zh_TW"/>
@@ -3370,7 +3327,7 @@
         </w:rPr>
         <w:t>；</w:t>
       </w:r>
-      <w:hyperlink r:id="rId81">
+      <w:hyperlink r:id="rId79">
         <w:r>
           <w:rPr>
             <w:lang w:val="zh_TW" w:bidi="zh_TW"/>
@@ -3467,7 +3424,7 @@
         </w:rPr>
         <w:t>（</w:t>
       </w:r>
-      <w:hyperlink r:id="rId82">
+      <w:hyperlink r:id="rId80">
         <w:r>
           <w:rPr>
             <w:lang w:val="zh_TW" w:bidi="zh_TW"/>
@@ -3533,7 +3490,7 @@
         </w:rPr>
         <w:t>向祭司問：祭司的職責是教導和解釋律法（</w:t>
       </w:r>
-      <w:hyperlink r:id="rId83">
+      <w:hyperlink r:id="rId81">
         <w:r>
           <w:rPr>
             <w:lang w:val="zh_TW" w:bidi="zh_TW"/>
@@ -3551,7 +3508,7 @@
         </w:rPr>
         <w:t>；</w:t>
       </w:r>
-      <w:hyperlink r:id="rId84">
+      <w:hyperlink r:id="rId82">
         <w:r>
           <w:rPr>
             <w:lang w:val="zh_TW" w:bidi="zh_TW"/>
@@ -3665,7 +3622,7 @@
         </w:rPr>
         <w:t>——會使人的袍子成為聖潔（參</w:t>
       </w:r>
-      <w:hyperlink r:id="rId85">
+      <w:hyperlink r:id="rId83">
         <w:r>
           <w:rPr>
             <w:lang w:val="zh_TW" w:bidi="zh_TW"/>
@@ -3749,7 +3706,7 @@
         </w:rPr>
         <w:t>（見</w:t>
       </w:r>
-      <w:hyperlink r:id="rId86">
+      <w:hyperlink r:id="rId84">
         <w:r>
           <w:rPr>
             <w:lang w:val="zh_TW" w:bidi="zh_TW"/>
@@ -3767,7 +3724,7 @@
         </w:rPr>
         <w:t>、</w:t>
       </w:r>
-      <w:hyperlink r:id="rId87">
+      <w:hyperlink r:id="rId85">
         <w:r>
           <w:rPr>
             <w:lang w:val="zh_TW" w:bidi="zh_TW"/>
@@ -3785,7 +3742,7 @@
         </w:rPr>
         <w:t>）。哈該在</w:t>
       </w:r>
-      <w:hyperlink r:id="rId88">
+      <w:hyperlink r:id="rId86">
         <w:r>
           <w:rPr>
             <w:lang w:val="zh_TW" w:bidi="zh_TW"/>
@@ -3929,7 +3886,7 @@
         </w:rPr>
         <w:t>（</w:t>
       </w:r>
-      <w:hyperlink r:id="rId89">
+      <w:hyperlink r:id="rId87">
         <w:r>
           <w:rPr>
             <w:lang w:val="zh_TW" w:bidi="zh_TW"/>
@@ -3959,7 +3916,7 @@
         </w:rPr>
         <w:t>（見</w:t>
       </w:r>
-      <w:hyperlink r:id="rId27">
+      <w:hyperlink r:id="rId25">
         <w:r>
           <w:rPr>
             <w:lang w:val="zh_TW" w:bidi="zh_TW"/>
@@ -3977,7 +3934,7 @@
         </w:rPr>
         <w:t>、</w:t>
       </w:r>
-      <w:hyperlink r:id="rId90">
+      <w:hyperlink r:id="rId88">
         <w:r>
           <w:rPr>
             <w:lang w:val="zh_TW" w:bidi="zh_TW"/>
@@ -4065,7 +4022,7 @@
         </w:rPr>
         <w:t>你們仍不：希伯來人從摩西時代起（</w:t>
       </w:r>
-      <w:hyperlink r:id="rId91">
+      <w:hyperlink r:id="rId89">
         <w:r>
           <w:rPr>
             <w:lang w:val="zh_TW" w:bidi="zh_TW"/>
@@ -4083,7 +4040,7 @@
         </w:rPr>
         <w:t>）直到耶穌時代（</w:t>
       </w:r>
-      <w:hyperlink r:id="rId92">
+      <w:hyperlink r:id="rId90">
         <w:r>
           <w:rPr>
             <w:lang w:val="zh_TW" w:bidi="zh_TW"/>
@@ -4131,7 +4088,7 @@
         </w:rPr>
         <w:t>（見</w:t>
       </w:r>
-      <w:hyperlink r:id="rId93">
+      <w:hyperlink r:id="rId91">
         <w:r>
           <w:rPr>
             <w:lang w:val="zh_TW" w:bidi="zh_TW"/>
@@ -4246,7 +4203,7 @@
         </w:rPr>
         <w:t>（公元前520年9月21日；見</w:t>
       </w:r>
-      <w:hyperlink r:id="rId94">
+      <w:hyperlink r:id="rId92">
         <w:r>
           <w:rPr>
             <w:lang w:val="zh_TW" w:bidi="zh_TW"/>
@@ -4382,7 +4339,7 @@
         </w:rPr>
         <w:t>（見</w:t>
       </w:r>
-      <w:hyperlink r:id="rId95">
+      <w:hyperlink r:id="rId93">
         <w:r>
           <w:rPr>
             <w:lang w:val="zh_TW" w:bidi="zh_TW"/>
@@ -4478,7 +4435,7 @@
         </w:rPr>
         <w:t>（見</w:t>
       </w:r>
-      <w:hyperlink r:id="rId96">
+      <w:hyperlink r:id="rId94">
         <w:r>
           <w:rPr>
             <w:lang w:val="zh_TW" w:bidi="zh_TW"/>
@@ -4496,7 +4453,7 @@
         </w:rPr>
         <w:t>；</w:t>
       </w:r>
-      <w:hyperlink r:id="rId97">
+      <w:hyperlink r:id="rId95">
         <w:r>
           <w:rPr>
             <w:lang w:val="zh_TW" w:bidi="zh_TW"/>
@@ -4514,7 +4471,7 @@
         </w:rPr>
         <w:t>）。神曾在被擄時詛咒大衛的後裔——約雅斤王（</w:t>
       </w:r>
-      <w:hyperlink r:id="rId98">
+      <w:hyperlink r:id="rId96">
         <w:r>
           <w:rPr>
             <w:lang w:val="zh_TW" w:bidi="zh_TW"/>
@@ -4544,7 +4501,7 @@
         </w:rPr>
         <w:t>（見</w:t>
       </w:r>
-      <w:hyperlink r:id="rId99">
+      <w:hyperlink r:id="rId97">
         <w:r>
           <w:rPr>
             <w:lang w:val="zh_TW" w:bidi="zh_TW"/>
@@ -4622,7 +4579,7 @@
         </w:rPr>
         <w:t>（</w:t>
       </w:r>
-      <w:hyperlink r:id="rId100">
+      <w:hyperlink r:id="rId98">
         <w:r>
           <w:rPr>
             <w:lang w:val="zh_TW" w:bidi="zh_TW"/>
@@ -4652,7 +4609,7 @@
         </w:rPr>
         <w:t>（</w:t>
       </w:r>
-      <w:hyperlink r:id="rId98">
+      <w:hyperlink r:id="rId96">
         <w:r>
           <w:rPr>
             <w:lang w:val="zh_TW" w:bidi="zh_TW"/>
@@ -4736,7 +4693,7 @@
         </w:rPr>
         <w:t>（見</w:t>
       </w:r>
-      <w:hyperlink r:id="rId101">
+      <w:hyperlink r:id="rId99">
         <w:r>
           <w:rPr>
             <w:lang w:val="zh_TW" w:bidi="zh_TW"/>
@@ -4892,7 +4849,7 @@
         </w:rPr>
         <w:t>（見</w:t>
       </w:r>
-      <w:hyperlink r:id="rId102">
+      <w:hyperlink r:id="rId100">
         <w:r>
           <w:rPr>
             <w:lang w:val="zh_TW" w:bidi="zh_TW"/>
@@ -4910,7 +4867,7 @@
         </w:rPr>
         <w:t>；</w:t>
       </w:r>
-      <w:hyperlink r:id="rId103">
+      <w:hyperlink r:id="rId101">
         <w:r>
           <w:rPr>
             <w:lang w:val="zh_TW" w:bidi="zh_TW"/>
@@ -4928,7 +4885,7 @@
         </w:rPr>
         <w:t>，</w:t>
       </w:r>
-      <w:hyperlink r:id="rId104">
+      <w:hyperlink r:id="rId102">
         <w:r>
           <w:rPr>
             <w:lang w:val="zh_TW" w:bidi="zh_TW"/>

--- a/zht/docx/37.content.docx
+++ b/zht/docx/37.content.docx
@@ -163,13 +163,6 @@
         <w:rPr>
           <w:lang w:val="zh_TW" w:bidi="zh_TW"/>
         </w:rPr>
-      </w:r>
-      <w:r>
-        <w:rPr>
-          <w:i/>
-          <w:lang w:val="zh_TW" w:bidi="zh_TW"/>
-        </w:rPr>
-        <w:t>哈該書 1:1, 哈該書 1:1–15, 哈該書 1:2, 哈該書 1:4, 哈該書 1:5, 哈該書 1:6, 哈該書 1:8, 哈該書 1:9, 哈該書 1:11, 哈該書 1:12, 哈該書 1:13, 哈該書 1:14, 哈該書 2:1, 哈該書 2:1–9, 哈該書 2:3, 哈該書 2:4, 哈該書 2:5, 哈該書 2:6–7, 哈該書 2:7, 哈該書 2:9, 哈該書 2:10–19, 哈該書 2:11, 哈該書 2:12, 哈該書 2:13, 哈該書 2:14, 哈該書 2:15, 哈該書 2:17, 哈該書 2:18, 哈該書 2:19, 哈該書 2:20–23, 哈該書 2:21, 哈該書 2:22, 哈該書 2:23</w:t>
       </w:r>
       <w:r>
         <w:rPr>

--- a/zht/docx/37.content.docx
+++ b/zht/docx/37.content.docx
@@ -150,19 +150,6 @@
           <w:lang w:val="zh_TW" w:bidi="zh_TW"/>
         </w:rPr>
         <w:t>HAG</w:t>
-      </w:r>
-      <w:r>
-        <w:rPr>
-          <w:lang w:val="zh_TW" w:bidi="zh_TW"/>
-        </w:rPr>
-      </w:r>
-    </w:p>
-    <w:p>
-      <w:pPr/>
-      <w:r>
-        <w:rPr>
-          <w:lang w:val="zh_TW" w:bidi="zh_TW"/>
-        </w:rPr>
       </w:r>
       <w:r>
         <w:rPr>

--- a/zht/docx/37.content.docx
+++ b/zht/docx/37.content.docx
@@ -19,7 +19,7 @@
         <w:rPr>
           <w:lang w:val="zh_TW" w:bidi="zh_TW"/>
         </w:rPr>
-        <w:t>Resource: 研讀筆記 (Tyndale)</w:t>
+        <w:t>Resource: Tyndale Open Study Notes</w:t>
       </w:r>
       <w:r>
         <w:rPr>
@@ -112,7 +112,7 @@
         <w:rPr>
           <w:lang w:val="zh_TW" w:bidi="zh_TW"/>
         </w:rPr>
-        <w:t>研讀筆記 (Tyndale)</w:t>
+        <w:t>Tyndale Open Study Notes</w:t>
       </w:r>
     </w:p>
     <w:p>

--- a/zht/docx/37.content.docx
+++ b/zht/docx/37.content.docx
@@ -19,7 +19,7 @@
         <w:rPr>
           <w:lang w:val="zh_TW" w:bidi="zh_TW"/>
         </w:rPr>
-        <w:t>Resource: Tyndale Open Study Notes</w:t>
+        <w:t>Resource: Aquifer Open Study Notes</w:t>
       </w:r>
       <w:r>
         <w:rPr>
@@ -112,7 +112,7 @@
         <w:rPr>
           <w:lang w:val="zh_TW" w:bidi="zh_TW"/>
         </w:rPr>
-        <w:t>Tyndale Open Study Notes</w:t>
+        <w:t>Aquifer Open Study Notes</w:t>
       </w:r>
     </w:p>
     <w:p>

--- a/zht/docx/37.content.docx
+++ b/zht/docx/37.content.docx
@@ -379,54 +379,36 @@
         </w:rPr>
         <w:t>（見</w:t>
       </w:r>
-      <w:hyperlink r:id="rId13">
-        <w:r>
-          <w:rPr>
-            <w:lang w:val="zh_TW" w:bidi="zh_TW"/>
-          </w:rPr>
-          <w:rPr>
-            <w:color w:val="0000EE"/>
-            <w:u w:val="single"/>
-          </w:rPr>
-          <w:t>拉2:1–2</w:t>
-        </w:r>
-      </w:hyperlink>
+      <w:r>
+        <w:rPr>
+          <w:lang w:val="zh_TW" w:bidi="zh_TW"/>
+        </w:rPr>
+        <w:t>拉2:1–2</w:t>
+      </w:r>
       <w:r>
         <w:rPr>
           <w:lang w:val="zh_TW" w:bidi="zh_TW"/>
         </w:rPr>
         <w:t>，</w:t>
       </w:r>
-      <w:hyperlink r:id="rId14">
-        <w:r>
-          <w:rPr>
-            <w:lang w:val="zh_TW" w:bidi="zh_TW"/>
-          </w:rPr>
-          <w:rPr>
-            <w:color w:val="0000EE"/>
-            <w:u w:val="single"/>
-          </w:rPr>
-          <w:t>3:2</w:t>
-        </w:r>
-      </w:hyperlink>
+      <w:r>
+        <w:rPr>
+          <w:lang w:val="zh_TW" w:bidi="zh_TW"/>
+        </w:rPr>
+        <w:t>3:2</w:t>
+      </w:r>
       <w:r>
         <w:rPr>
           <w:lang w:val="zh_TW" w:bidi="zh_TW"/>
         </w:rPr>
         <w:t>；</w:t>
       </w:r>
-      <w:hyperlink r:id="rId15">
-        <w:r>
-          <w:rPr>
-            <w:lang w:val="zh_TW" w:bidi="zh_TW"/>
-          </w:rPr>
-          <w:rPr>
-            <w:color w:val="0000EE"/>
-            <w:u w:val="single"/>
-          </w:rPr>
-          <w:t>尼7:7</w:t>
-        </w:r>
-      </w:hyperlink>
+      <w:r>
+        <w:rPr>
+          <w:lang w:val="zh_TW" w:bidi="zh_TW"/>
+        </w:rPr>
+        <w:t>尼7:7</w:t>
+      </w:r>
       <w:r>
         <w:rPr>
           <w:lang w:val="zh_TW" w:bidi="zh_TW"/>
@@ -451,54 +433,36 @@
         </w:rPr>
         <w:t>約書亞當時是大祭司。在他的監督下，祭壇得以重建，第二聖殿被奉獻（</w:t>
       </w:r>
-      <w:hyperlink r:id="rId14">
-        <w:r>
-          <w:rPr>
-            <w:lang w:val="zh_TW" w:bidi="zh_TW"/>
-          </w:rPr>
-          <w:rPr>
-            <w:color w:val="0000EE"/>
-            <w:u w:val="single"/>
-          </w:rPr>
-          <w:t>拉3:2</w:t>
-        </w:r>
-      </w:hyperlink>
+      <w:r>
+        <w:rPr>
+          <w:lang w:val="zh_TW" w:bidi="zh_TW"/>
+        </w:rPr>
+        <w:t>拉3:2</w:t>
+      </w:r>
       <w:r>
         <w:rPr>
           <w:lang w:val="zh_TW" w:bidi="zh_TW"/>
         </w:rPr>
         <w:t>，</w:t>
       </w:r>
-      <w:hyperlink r:id="rId16">
-        <w:r>
-          <w:rPr>
-            <w:lang w:val="zh_TW" w:bidi="zh_TW"/>
-          </w:rPr>
-          <w:rPr>
-            <w:color w:val="0000EE"/>
-            <w:u w:val="single"/>
-          </w:rPr>
-          <w:t>5:2</w:t>
-        </w:r>
-      </w:hyperlink>
+      <w:r>
+        <w:rPr>
+          <w:lang w:val="zh_TW" w:bidi="zh_TW"/>
+        </w:rPr>
+        <w:t>5:2</w:t>
+      </w:r>
       <w:r>
         <w:rPr>
           <w:lang w:val="zh_TW" w:bidi="zh_TW"/>
         </w:rPr>
         <w:t>，</w:t>
       </w:r>
-      <w:hyperlink r:id="rId17">
-        <w:r>
-          <w:rPr>
-            <w:lang w:val="zh_TW" w:bidi="zh_TW"/>
-          </w:rPr>
-          <w:rPr>
-            <w:color w:val="0000EE"/>
-            <w:u w:val="single"/>
-          </w:rPr>
-          <w:t>6:15</w:t>
-        </w:r>
-      </w:hyperlink>
+      <w:r>
+        <w:rPr>
+          <w:lang w:val="zh_TW" w:bidi="zh_TW"/>
+        </w:rPr>
+        <w:t>6:15</w:t>
+      </w:r>
       <w:r>
         <w:rPr>
           <w:lang w:val="zh_TW" w:bidi="zh_TW"/>
@@ -641,36 +605,24 @@
         </w:rPr>
         <w:t>（</w:t>
       </w:r>
-      <w:hyperlink r:id="rId18">
-        <w:r>
-          <w:rPr>
-            <w:lang w:val="zh_TW" w:bidi="zh_TW"/>
-          </w:rPr>
-          <w:rPr>
-            <w:color w:val="0000EE"/>
-            <w:u w:val="single"/>
-          </w:rPr>
-          <w:t>王下6:17</w:t>
-        </w:r>
-      </w:hyperlink>
+      <w:r>
+        <w:rPr>
+          <w:lang w:val="zh_TW" w:bidi="zh_TW"/>
+        </w:rPr>
+        <w:t>王下6:17</w:t>
+      </w:r>
       <w:r>
         <w:rPr>
           <w:lang w:val="zh_TW" w:bidi="zh_TW"/>
         </w:rPr>
         <w:t>；</w:t>
       </w:r>
-      <w:hyperlink r:id="rId19">
-        <w:r>
-          <w:rPr>
-            <w:lang w:val="zh_TW" w:bidi="zh_TW"/>
-          </w:rPr>
-          <w:rPr>
-            <w:color w:val="0000EE"/>
-            <w:u w:val="single"/>
-          </w:rPr>
-          <w:t>太26:53</w:t>
-        </w:r>
-      </w:hyperlink>
+      <w:r>
+        <w:rPr>
+          <w:lang w:val="zh_TW" w:bidi="zh_TW"/>
+        </w:rPr>
+        <w:t>太26:53</w:t>
+      </w:r>
       <w:r>
         <w:rPr>
           <w:lang w:val="zh_TW" w:bidi="zh_TW"/>
@@ -707,36 +659,24 @@
         </w:rPr>
         <w:t>（</w:t>
       </w:r>
-      <w:hyperlink r:id="rId20">
-        <w:r>
-          <w:rPr>
-            <w:lang w:val="zh_TW" w:bidi="zh_TW"/>
-          </w:rPr>
-          <w:rPr>
-            <w:color w:val="0000EE"/>
-            <w:u w:val="single"/>
-          </w:rPr>
-          <w:t>該1:6</w:t>
-        </w:r>
-      </w:hyperlink>
+      <w:r>
+        <w:rPr>
+          <w:lang w:val="zh_TW" w:bidi="zh_TW"/>
+        </w:rPr>
+        <w:t>該1:6</w:t>
+      </w:r>
       <w:r>
         <w:rPr>
           <w:lang w:val="zh_TW" w:bidi="zh_TW"/>
         </w:rPr>
         <w:t>、</w:t>
       </w:r>
-      <w:hyperlink r:id="rId21">
-        <w:r>
-          <w:rPr>
-            <w:lang w:val="zh_TW" w:bidi="zh_TW"/>
-          </w:rPr>
-          <w:rPr>
-            <w:color w:val="0000EE"/>
-            <w:u w:val="single"/>
-          </w:rPr>
-          <w:t>9–11</w:t>
-        </w:r>
-      </w:hyperlink>
+      <w:r>
+        <w:rPr>
+          <w:lang w:val="zh_TW" w:bidi="zh_TW"/>
+        </w:rPr>
+        <w:t>9–11</w:t>
+      </w:r>
       <w:r>
         <w:rPr>
           <w:lang w:val="zh_TW" w:bidi="zh_TW"/>
@@ -767,36 +707,24 @@
         </w:rPr>
         <w:t>，因為若不重建耶和華的殿，神就不會賜福或復興他們（</w:t>
       </w:r>
-      <w:hyperlink r:id="rId22">
-        <w:r>
-          <w:rPr>
-            <w:lang w:val="zh_TW" w:bidi="zh_TW"/>
-          </w:rPr>
-          <w:rPr>
-            <w:color w:val="0000EE"/>
-            <w:u w:val="single"/>
-          </w:rPr>
-          <w:t>1:4</w:t>
-        </w:r>
-      </w:hyperlink>
+      <w:r>
+        <w:rPr>
+          <w:lang w:val="zh_TW" w:bidi="zh_TW"/>
+        </w:rPr>
+        <w:t>1:4</w:t>
+      </w:r>
       <w:r>
         <w:rPr>
           <w:lang w:val="zh_TW" w:bidi="zh_TW"/>
         </w:rPr>
         <w:t>、</w:t>
       </w:r>
-      <w:hyperlink r:id="rId23">
-        <w:r>
-          <w:rPr>
-            <w:lang w:val="zh_TW" w:bidi="zh_TW"/>
-          </w:rPr>
-          <w:rPr>
-            <w:color w:val="0000EE"/>
-            <w:u w:val="single"/>
-          </w:rPr>
-          <w:t>7–8</w:t>
-        </w:r>
-      </w:hyperlink>
+      <w:r>
+        <w:rPr>
+          <w:lang w:val="zh_TW" w:bidi="zh_TW"/>
+        </w:rPr>
+        <w:t>7–8</w:t>
+      </w:r>
       <w:r>
         <w:rPr>
           <w:lang w:val="zh_TW" w:bidi="zh_TW"/>
@@ -879,18 +807,12 @@
         </w:rPr>
         <w:t>（見</w:t>
       </w:r>
-      <w:hyperlink r:id="rId24">
-        <w:r>
-          <w:rPr>
-            <w:lang w:val="zh_TW" w:bidi="zh_TW"/>
-          </w:rPr>
-          <w:rPr>
-            <w:color w:val="0000EE"/>
-            <w:u w:val="single"/>
-          </w:rPr>
-          <w:t>2:3</w:t>
-        </w:r>
-      </w:hyperlink>
+      <w:r>
+        <w:rPr>
+          <w:lang w:val="zh_TW" w:bidi="zh_TW"/>
+        </w:rPr>
+        <w:t>2:3</w:t>
+      </w:r>
       <w:r>
         <w:rPr>
           <w:lang w:val="zh_TW" w:bidi="zh_TW"/>
@@ -1034,90 +956,60 @@
         </w:rPr>
         <w:t>是思考、感受和使用意志的地方。因此，這個命令（另見</w:t>
       </w:r>
-      <w:hyperlink r:id="rId25">
-        <w:r>
-          <w:rPr>
-            <w:lang w:val="zh_TW" w:bidi="zh_TW"/>
-          </w:rPr>
-          <w:rPr>
-            <w:color w:val="0000EE"/>
-            <w:u w:val="single"/>
-          </w:rPr>
-          <w:t>1:7</w:t>
-        </w:r>
-      </w:hyperlink>
+      <w:r>
+        <w:rPr>
+          <w:lang w:val="zh_TW" w:bidi="zh_TW"/>
+        </w:rPr>
+        <w:t>1:7</w:t>
+      </w:r>
       <w:r>
         <w:rPr>
           <w:lang w:val="zh_TW" w:bidi="zh_TW"/>
         </w:rPr>
         <w:t>；</w:t>
       </w:r>
-      <w:hyperlink r:id="rId26">
-        <w:r>
-          <w:rPr>
-            <w:lang w:val="zh_TW" w:bidi="zh_TW"/>
-          </w:rPr>
-          <w:rPr>
-            <w:color w:val="0000EE"/>
-            <w:u w:val="single"/>
-          </w:rPr>
-          <w:t>2:15</w:t>
-        </w:r>
-      </w:hyperlink>
+      <w:r>
+        <w:rPr>
+          <w:lang w:val="zh_TW" w:bidi="zh_TW"/>
+        </w:rPr>
+        <w:t>2:15</w:t>
+      </w:r>
       <w:r>
         <w:rPr>
           <w:lang w:val="zh_TW" w:bidi="zh_TW"/>
         </w:rPr>
         <w:t>、</w:t>
       </w:r>
-      <w:hyperlink r:id="rId27">
-        <w:r>
-          <w:rPr>
-            <w:lang w:val="zh_TW" w:bidi="zh_TW"/>
-          </w:rPr>
-          <w:rPr>
-            <w:color w:val="0000EE"/>
-            <w:u w:val="single"/>
-          </w:rPr>
-          <w:t>18</w:t>
-        </w:r>
-      </w:hyperlink>
+      <w:r>
+        <w:rPr>
+          <w:lang w:val="zh_TW" w:bidi="zh_TW"/>
+        </w:rPr>
+        <w:t>18</w:t>
+      </w:r>
       <w:r>
         <w:rPr>
           <w:lang w:val="zh_TW" w:bidi="zh_TW"/>
         </w:rPr>
         <w:t>）呼籲百姓仔細思考，並得出正確的結論——要看清他們所遭遇的事（乾旱和貧困，</w:t>
       </w:r>
-      <w:hyperlink r:id="rId20">
-        <w:r>
-          <w:rPr>
-            <w:lang w:val="zh_TW" w:bidi="zh_TW"/>
-          </w:rPr>
-          <w:rPr>
-            <w:color w:val="0000EE"/>
-            <w:u w:val="single"/>
-          </w:rPr>
-          <w:t>1:6</w:t>
-        </w:r>
-      </w:hyperlink>
+      <w:r>
+        <w:rPr>
+          <w:lang w:val="zh_TW" w:bidi="zh_TW"/>
+        </w:rPr>
+        <w:t>1:6</w:t>
+      </w:r>
       <w:r>
         <w:rPr>
           <w:lang w:val="zh_TW" w:bidi="zh_TW"/>
         </w:rPr>
         <w:t>），與他們未能恢復對耶和華的正確敬拜（</w:t>
       </w:r>
-      <w:hyperlink r:id="rId28">
-        <w:r>
-          <w:rPr>
-            <w:lang w:val="zh_TW" w:bidi="zh_TW"/>
-          </w:rPr>
-          <w:rPr>
-            <w:color w:val="0000EE"/>
-            <w:u w:val="single"/>
-          </w:rPr>
-          <w:t>1:8–9</w:t>
-        </w:r>
-      </w:hyperlink>
+      <w:r>
+        <w:rPr>
+          <w:lang w:val="zh_TW" w:bidi="zh_TW"/>
+        </w:rPr>
+        <w:t>1:8–9</w:t>
+      </w:r>
       <w:r>
         <w:rPr>
           <w:lang w:val="zh_TW" w:bidi="zh_TW"/>
@@ -1283,18 +1175,12 @@
         </w:rPr>
         <w:t>重建我的殿的呼召，強調了敬拜在群體生命中的重要性，以及必須有合乎律法的敬拜場所，才能按著神的律法敬拜耶和華。當耶和華的聖殿——祂的居所——被重建時，這片土地將會經歷祝福與興旺（</w:t>
       </w:r>
-      <w:hyperlink r:id="rId29">
-        <w:r>
-          <w:rPr>
-            <w:lang w:val="zh_TW" w:bidi="zh_TW"/>
-          </w:rPr>
-          <w:rPr>
-            <w:color w:val="0000EE"/>
-            <w:u w:val="single"/>
-          </w:rPr>
-          <w:t>2:4</w:t>
-        </w:r>
-      </w:hyperlink>
+      <w:r>
+        <w:rPr>
+          <w:lang w:val="zh_TW" w:bidi="zh_TW"/>
+        </w:rPr>
+        <w:t>2:4</w:t>
+      </w:r>
       <w:r>
         <w:rPr>
           <w:lang w:val="zh_TW" w:bidi="zh_TW"/>
@@ -1383,72 +1269,48 @@
         </w:rPr>
         <w:t>（</w:t>
       </w:r>
-      <w:hyperlink r:id="rId30">
-        <w:r>
-          <w:rPr>
-            <w:lang w:val="zh_TW" w:bidi="zh_TW"/>
-          </w:rPr>
-          <w:rPr>
-            <w:color w:val="0000EE"/>
-            <w:u w:val="single"/>
-          </w:rPr>
-          <w:t>1:13</w:t>
-        </w:r>
-      </w:hyperlink>
+      <w:r>
+        <w:rPr>
+          <w:lang w:val="zh_TW" w:bidi="zh_TW"/>
+        </w:rPr>
+        <w:t>1:13</w:t>
+      </w:r>
       <w:r>
         <w:rPr>
           <w:lang w:val="zh_TW" w:bidi="zh_TW"/>
         </w:rPr>
         <w:t>，</w:t>
       </w:r>
-      <w:hyperlink r:id="rId31">
-        <w:r>
-          <w:rPr>
-            <w:lang w:val="zh_TW" w:bidi="zh_TW"/>
-          </w:rPr>
-          <w:rPr>
-            <w:color w:val="0000EE"/>
-            <w:u w:val="single"/>
-          </w:rPr>
-          <w:t>2:8</w:t>
-        </w:r>
-      </w:hyperlink>
+      <w:r>
+        <w:rPr>
+          <w:lang w:val="zh_TW" w:bidi="zh_TW"/>
+        </w:rPr>
+        <w:t>2:8</w:t>
+      </w:r>
       <w:r>
         <w:rPr>
           <w:lang w:val="zh_TW" w:bidi="zh_TW"/>
         </w:rPr>
         <w:t>、</w:t>
       </w:r>
-      <w:hyperlink r:id="rId32">
-        <w:r>
-          <w:rPr>
-            <w:lang w:val="zh_TW" w:bidi="zh_TW"/>
-          </w:rPr>
-          <w:rPr>
-            <w:color w:val="0000EE"/>
-            <w:u w:val="single"/>
-          </w:rPr>
-          <w:t>17</w:t>
-        </w:r>
-      </w:hyperlink>
+      <w:r>
+        <w:rPr>
+          <w:lang w:val="zh_TW" w:bidi="zh_TW"/>
+        </w:rPr>
+        <w:t>17</w:t>
+      </w:r>
       <w:r>
         <w:rPr>
           <w:lang w:val="zh_TW" w:bidi="zh_TW"/>
         </w:rPr>
         <w:t>、</w:t>
       </w:r>
-      <w:hyperlink r:id="rId33">
-        <w:r>
-          <w:rPr>
-            <w:lang w:val="zh_TW" w:bidi="zh_TW"/>
-          </w:rPr>
-          <w:rPr>
-            <w:color w:val="0000EE"/>
-            <w:u w:val="single"/>
-          </w:rPr>
-          <w:t>23</w:t>
-        </w:r>
-      </w:hyperlink>
+      <w:r>
+        <w:rPr>
+          <w:lang w:val="zh_TW" w:bidi="zh_TW"/>
+        </w:rPr>
+        <w:t>23</w:t>
+      </w:r>
       <w:r>
         <w:rPr>
           <w:lang w:val="zh_TW" w:bidi="zh_TW"/>
@@ -1531,54 +1393,36 @@
         </w:rPr>
         <w:t>（</w:t>
       </w:r>
-      <w:hyperlink r:id="rId34">
-        <w:r>
-          <w:rPr>
-            <w:lang w:val="zh_TW" w:bidi="zh_TW"/>
-          </w:rPr>
-          <w:rPr>
-            <w:color w:val="0000EE"/>
-            <w:u w:val="single"/>
-          </w:rPr>
-          <w:t>申28:15–68</w:t>
-        </w:r>
-      </w:hyperlink>
+      <w:r>
+        <w:rPr>
+          <w:lang w:val="zh_TW" w:bidi="zh_TW"/>
+        </w:rPr>
+        <w:t>申28:15–68</w:t>
+      </w:r>
       <w:r>
         <w:rPr>
           <w:lang w:val="zh_TW" w:bidi="zh_TW"/>
         </w:rPr>
         <w:t>，特別是</w:t>
       </w:r>
-      <w:hyperlink r:id="rId35">
-        <w:r>
-          <w:rPr>
-            <w:lang w:val="zh_TW" w:bidi="zh_TW"/>
-          </w:rPr>
-          <w:rPr>
-            <w:color w:val="0000EE"/>
-            <w:u w:val="single"/>
-          </w:rPr>
-          <w:t>22至24</w:t>
-        </w:r>
-      </w:hyperlink>
+      <w:r>
+        <w:rPr>
+          <w:lang w:val="zh_TW" w:bidi="zh_TW"/>
+        </w:rPr>
+        <w:t>22至24</w:t>
+      </w:r>
       <w:r>
         <w:rPr>
           <w:lang w:val="zh_TW" w:bidi="zh_TW"/>
         </w:rPr>
         <w:t>節、</w:t>
       </w:r>
-      <w:hyperlink r:id="rId36">
-        <w:r>
-          <w:rPr>
-            <w:lang w:val="zh_TW" w:bidi="zh_TW"/>
-          </w:rPr>
-          <w:rPr>
-            <w:color w:val="0000EE"/>
-            <w:u w:val="single"/>
-          </w:rPr>
-          <w:t>38–40</w:t>
-        </w:r>
-      </w:hyperlink>
+      <w:r>
+        <w:rPr>
+          <w:lang w:val="zh_TW" w:bidi="zh_TW"/>
+        </w:rPr>
+        <w:t>38–40</w:t>
+      </w:r>
       <w:r>
         <w:rPr>
           <w:lang w:val="zh_TW" w:bidi="zh_TW"/>
@@ -1603,36 +1447,24 @@
         </w:rPr>
         <w:t>乾旱（希伯來文為khoreb）一詞是對應到「荒涼」（</w:t>
       </w:r>
-      <w:hyperlink r:id="rId22">
-        <w:r>
-          <w:rPr>
-            <w:lang w:val="zh_TW" w:bidi="zh_TW"/>
-          </w:rPr>
-          <w:rPr>
-            <w:color w:val="0000EE"/>
-            <w:u w:val="single"/>
-          </w:rPr>
-          <w:t>該1:4</w:t>
-        </w:r>
-      </w:hyperlink>
+      <w:r>
+        <w:rPr>
+          <w:lang w:val="zh_TW" w:bidi="zh_TW"/>
+        </w:rPr>
+        <w:t>該1:4</w:t>
+      </w:r>
       <w:r>
         <w:rPr>
           <w:lang w:val="zh_TW" w:bidi="zh_TW"/>
         </w:rPr>
         <w:t>、</w:t>
       </w:r>
-      <w:hyperlink r:id="rId37">
-        <w:r>
-          <w:rPr>
-            <w:lang w:val="zh_TW" w:bidi="zh_TW"/>
-          </w:rPr>
-          <w:rPr>
-            <w:color w:val="0000EE"/>
-            <w:u w:val="single"/>
-          </w:rPr>
-          <w:t>9</w:t>
-        </w:r>
-      </w:hyperlink>
+      <w:r>
+        <w:rPr>
+          <w:lang w:val="zh_TW" w:bidi="zh_TW"/>
+        </w:rPr>
+        <w:t>9</w:t>
+      </w:r>
       <w:r>
         <w:rPr>
           <w:lang w:val="zh_TW" w:bidi="zh_TW"/>
@@ -1847,108 +1679,72 @@
         </w:rPr>
         <w:t>（</w:t>
       </w:r>
-      <w:hyperlink r:id="rId38">
-        <w:r>
-          <w:rPr>
-            <w:lang w:val="zh_TW" w:bidi="zh_TW"/>
-          </w:rPr>
-          <w:rPr>
-            <w:color w:val="0000EE"/>
-            <w:u w:val="single"/>
-          </w:rPr>
-          <w:t>2:4–5</w:t>
-        </w:r>
-      </w:hyperlink>
+      <w:r>
+        <w:rPr>
+          <w:lang w:val="zh_TW" w:bidi="zh_TW"/>
+        </w:rPr>
+        <w:t>2:4–5</w:t>
+      </w:r>
       <w:r>
         <w:rPr>
           <w:lang w:val="zh_TW" w:bidi="zh_TW"/>
         </w:rPr>
         <w:t>；見</w:t>
       </w:r>
-      <w:hyperlink r:id="rId39">
-        <w:r>
-          <w:rPr>
-            <w:lang w:val="zh_TW" w:bidi="zh_TW"/>
-          </w:rPr>
-          <w:rPr>
-            <w:color w:val="0000EE"/>
-            <w:u w:val="single"/>
-          </w:rPr>
-          <w:t>創26:3</w:t>
-        </w:r>
-      </w:hyperlink>
+      <w:r>
+        <w:rPr>
+          <w:lang w:val="zh_TW" w:bidi="zh_TW"/>
+        </w:rPr>
+        <w:t>創26:3</w:t>
+      </w:r>
       <w:r>
         <w:rPr>
           <w:lang w:val="zh_TW" w:bidi="zh_TW"/>
         </w:rPr>
         <w:t>；</w:t>
       </w:r>
-      <w:hyperlink r:id="rId40">
-        <w:r>
-          <w:rPr>
-            <w:lang w:val="zh_TW" w:bidi="zh_TW"/>
-          </w:rPr>
-          <w:rPr>
-            <w:color w:val="0000EE"/>
-            <w:u w:val="single"/>
-          </w:rPr>
-          <w:t>出3:12</w:t>
-        </w:r>
-      </w:hyperlink>
+      <w:r>
+        <w:rPr>
+          <w:lang w:val="zh_TW" w:bidi="zh_TW"/>
+        </w:rPr>
+        <w:t>出3:12</w:t>
+      </w:r>
       <w:r>
         <w:rPr>
           <w:lang w:val="zh_TW" w:bidi="zh_TW"/>
         </w:rPr>
         <w:t>；</w:t>
       </w:r>
-      <w:hyperlink r:id="rId41">
-        <w:r>
-          <w:rPr>
-            <w:lang w:val="zh_TW" w:bidi="zh_TW"/>
-          </w:rPr>
-          <w:rPr>
-            <w:color w:val="0000EE"/>
-            <w:u w:val="single"/>
-          </w:rPr>
-          <w:t>賽41:10</w:t>
-        </w:r>
-      </w:hyperlink>
+      <w:r>
+        <w:rPr>
+          <w:lang w:val="zh_TW" w:bidi="zh_TW"/>
+        </w:rPr>
+        <w:t>賽41:10</w:t>
+      </w:r>
       <w:r>
         <w:rPr>
           <w:lang w:val="zh_TW" w:bidi="zh_TW"/>
         </w:rPr>
         <w:t>，</w:t>
       </w:r>
-      <w:hyperlink r:id="rId42">
-        <w:r>
-          <w:rPr>
-            <w:lang w:val="zh_TW" w:bidi="zh_TW"/>
-          </w:rPr>
-          <w:rPr>
-            <w:color w:val="0000EE"/>
-            <w:u w:val="single"/>
-          </w:rPr>
-          <w:t>43:5</w:t>
-        </w:r>
-      </w:hyperlink>
+      <w:r>
+        <w:rPr>
+          <w:lang w:val="zh_TW" w:bidi="zh_TW"/>
+        </w:rPr>
+        <w:t>43:5</w:t>
+      </w:r>
       <w:r>
         <w:rPr>
           <w:lang w:val="zh_TW" w:bidi="zh_TW"/>
         </w:rPr>
         <w:t>；</w:t>
       </w:r>
-      <w:hyperlink r:id="rId43">
-        <w:r>
-          <w:rPr>
-            <w:lang w:val="zh_TW" w:bidi="zh_TW"/>
-          </w:rPr>
-          <w:rPr>
-            <w:color w:val="0000EE"/>
-            <w:u w:val="single"/>
-          </w:rPr>
-          <w:t>耶30:11</w:t>
-        </w:r>
-      </w:hyperlink>
+      <w:r>
+        <w:rPr>
+          <w:lang w:val="zh_TW" w:bidi="zh_TW"/>
+        </w:rPr>
+        <w:t>耶30:11</w:t>
+      </w:r>
       <w:r>
         <w:rPr>
           <w:lang w:val="zh_TW" w:bidi="zh_TW"/>
@@ -2016,90 +1812,60 @@
         </w:rPr>
         <w:t>）百姓的心來成就祂的旨意（見</w:t>
       </w:r>
-      <w:hyperlink r:id="rId44">
-        <w:r>
-          <w:rPr>
-            <w:lang w:val="zh_TW" w:bidi="zh_TW"/>
-          </w:rPr>
-          <w:rPr>
-            <w:color w:val="0000EE"/>
-            <w:u w:val="single"/>
-          </w:rPr>
-          <w:t>拉1:1</w:t>
-        </w:r>
-      </w:hyperlink>
+      <w:r>
+        <w:rPr>
+          <w:lang w:val="zh_TW" w:bidi="zh_TW"/>
+        </w:rPr>
+        <w:t>拉1:1</w:t>
+      </w:r>
       <w:r>
         <w:rPr>
           <w:lang w:val="zh_TW" w:bidi="zh_TW"/>
         </w:rPr>
         <w:t>；</w:t>
       </w:r>
-      <w:hyperlink r:id="rId45">
-        <w:r>
-          <w:rPr>
-            <w:lang w:val="zh_TW" w:bidi="zh_TW"/>
-          </w:rPr>
-          <w:rPr>
-            <w:color w:val="0000EE"/>
-            <w:u w:val="single"/>
-          </w:rPr>
-          <w:t>賽13:17</w:t>
-        </w:r>
-      </w:hyperlink>
+      <w:r>
+        <w:rPr>
+          <w:lang w:val="zh_TW" w:bidi="zh_TW"/>
+        </w:rPr>
+        <w:t>賽13:17</w:t>
+      </w:r>
       <w:r>
         <w:rPr>
           <w:lang w:val="zh_TW" w:bidi="zh_TW"/>
         </w:rPr>
         <w:t>，</w:t>
       </w:r>
-      <w:hyperlink r:id="rId46">
-        <w:r>
-          <w:rPr>
-            <w:lang w:val="zh_TW" w:bidi="zh_TW"/>
-          </w:rPr>
-          <w:rPr>
-            <w:color w:val="0000EE"/>
-            <w:u w:val="single"/>
-          </w:rPr>
-          <w:t>41:25</w:t>
-        </w:r>
-      </w:hyperlink>
+      <w:r>
+        <w:rPr>
+          <w:lang w:val="zh_TW" w:bidi="zh_TW"/>
+        </w:rPr>
+        <w:t>41:25</w:t>
+      </w:r>
       <w:r>
         <w:rPr>
           <w:lang w:val="zh_TW" w:bidi="zh_TW"/>
         </w:rPr>
         <w:t>；</w:t>
       </w:r>
-      <w:hyperlink r:id="rId47">
-        <w:r>
-          <w:rPr>
-            <w:lang w:val="zh_TW" w:bidi="zh_TW"/>
-          </w:rPr>
-          <w:rPr>
-            <w:color w:val="0000EE"/>
-            <w:u w:val="single"/>
-          </w:rPr>
-          <w:t>耶51:1</w:t>
-        </w:r>
-      </w:hyperlink>
+      <w:r>
+        <w:rPr>
+          <w:lang w:val="zh_TW" w:bidi="zh_TW"/>
+        </w:rPr>
+        <w:t>耶51:1</w:t>
+      </w:r>
       <w:r>
         <w:rPr>
           <w:lang w:val="zh_TW" w:bidi="zh_TW"/>
         </w:rPr>
         <w:t>、</w:t>
       </w:r>
-      <w:hyperlink r:id="rId48">
-        <w:r>
-          <w:rPr>
-            <w:lang w:val="zh_TW" w:bidi="zh_TW"/>
-          </w:rPr>
-          <w:rPr>
-            <w:color w:val="0000EE"/>
-            <w:u w:val="single"/>
-          </w:rPr>
-          <w:t>11</w:t>
-        </w:r>
-      </w:hyperlink>
+      <w:r>
+        <w:rPr>
+          <w:lang w:val="zh_TW" w:bidi="zh_TW"/>
+        </w:rPr>
+        <w:t>11</w:t>
+      </w:r>
       <w:r>
         <w:rPr>
           <w:lang w:val="zh_TW" w:bidi="zh_TW"/>
@@ -2166,18 +1932,12 @@
         </w:rPr>
         <w:t>（見</w:t>
       </w:r>
-      <w:hyperlink r:id="rId49">
-        <w:r>
-          <w:rPr>
-            <w:lang w:val="zh_TW" w:bidi="zh_TW"/>
-          </w:rPr>
-          <w:rPr>
-            <w:color w:val="0000EE"/>
-            <w:u w:val="single"/>
-          </w:rPr>
-          <w:t>利23:34–43</w:t>
-        </w:r>
-      </w:hyperlink>
+      <w:r>
+        <w:rPr>
+          <w:lang w:val="zh_TW" w:bidi="zh_TW"/>
+        </w:rPr>
+        <w:t>利23:34–43</w:t>
+      </w:r>
       <w:r>
         <w:rPr>
           <w:lang w:val="zh_TW" w:bidi="zh_TW"/>
@@ -2208,18 +1968,12 @@
         </w:rPr>
         <w:t>（</w:t>
       </w:r>
-      <w:hyperlink r:id="rId50">
-        <w:r>
-          <w:rPr>
-            <w:lang w:val="zh_TW" w:bidi="zh_TW"/>
-          </w:rPr>
-          <w:rPr>
-            <w:color w:val="0000EE"/>
-            <w:u w:val="single"/>
-          </w:rPr>
-          <w:t>王上8:2</w:t>
-        </w:r>
-      </w:hyperlink>
+      <w:r>
+        <w:rPr>
+          <w:lang w:val="zh_TW" w:bidi="zh_TW"/>
+        </w:rPr>
+        <w:t>王上8:2</w:t>
+      </w:r>
       <w:r>
         <w:rPr>
           <w:lang w:val="zh_TW" w:bidi="zh_TW"/>
@@ -2286,90 +2040,60 @@
         </w:rPr>
         <w:t>哈該的第二條信息是向群體保證，神沒有忘記祂透過早期先知所應許的，要賜福並恢復他們（例：</w:t>
       </w:r>
-      <w:hyperlink r:id="rId51">
-        <w:r>
-          <w:rPr>
-            <w:lang w:val="zh_TW" w:bidi="zh_TW"/>
-          </w:rPr>
-          <w:rPr>
-            <w:color w:val="0000EE"/>
-            <w:u w:val="single"/>
-          </w:rPr>
-          <w:t>賽35章</w:t>
-        </w:r>
-      </w:hyperlink>
+      <w:r>
+        <w:rPr>
+          <w:lang w:val="zh_TW" w:bidi="zh_TW"/>
+        </w:rPr>
+        <w:t>賽35章</w:t>
+      </w:r>
       <w:r>
         <w:rPr>
           <w:lang w:val="zh_TW" w:bidi="zh_TW"/>
         </w:rPr>
         <w:t>，</w:t>
       </w:r>
-      <w:hyperlink r:id="rId52">
-        <w:r>
-          <w:rPr>
-            <w:lang w:val="zh_TW" w:bidi="zh_TW"/>
-          </w:rPr>
-          <w:rPr>
-            <w:color w:val="0000EE"/>
-            <w:u w:val="single"/>
-          </w:rPr>
-          <w:t>40:1–11</w:t>
-        </w:r>
-      </w:hyperlink>
+      <w:r>
+        <w:rPr>
+          <w:lang w:val="zh_TW" w:bidi="zh_TW"/>
+        </w:rPr>
+        <w:t>40:1–11</w:t>
+      </w:r>
       <w:r>
         <w:rPr>
           <w:lang w:val="zh_TW" w:bidi="zh_TW"/>
         </w:rPr>
         <w:t>，</w:t>
       </w:r>
-      <w:hyperlink r:id="rId53">
-        <w:r>
-          <w:rPr>
-            <w:lang w:val="zh_TW" w:bidi="zh_TW"/>
-          </w:rPr>
-          <w:rPr>
-            <w:color w:val="0000EE"/>
-            <w:u w:val="single"/>
-          </w:rPr>
-          <w:t>52:1–12</w:t>
-        </w:r>
-      </w:hyperlink>
+      <w:r>
+        <w:rPr>
+          <w:lang w:val="zh_TW" w:bidi="zh_TW"/>
+        </w:rPr>
+        <w:t>52:1–12</w:t>
+      </w:r>
       <w:r>
         <w:rPr>
           <w:lang w:val="zh_TW" w:bidi="zh_TW"/>
         </w:rPr>
         <w:t>；</w:t>
       </w:r>
-      <w:hyperlink r:id="rId54">
-        <w:r>
-          <w:rPr>
-            <w:lang w:val="zh_TW" w:bidi="zh_TW"/>
-          </w:rPr>
-          <w:rPr>
-            <w:color w:val="0000EE"/>
-            <w:u w:val="single"/>
-          </w:rPr>
-          <w:t>耶32:36–44</w:t>
-        </w:r>
-      </w:hyperlink>
+      <w:r>
+        <w:rPr>
+          <w:lang w:val="zh_TW" w:bidi="zh_TW"/>
+        </w:rPr>
+        <w:t>耶32:36–44</w:t>
+      </w:r>
       <w:r>
         <w:rPr>
           <w:lang w:val="zh_TW" w:bidi="zh_TW"/>
         </w:rPr>
         <w:t>，</w:t>
       </w:r>
-      <w:hyperlink r:id="rId55">
-        <w:r>
-          <w:rPr>
-            <w:lang w:val="zh_TW" w:bidi="zh_TW"/>
-          </w:rPr>
-          <w:rPr>
-            <w:color w:val="0000EE"/>
-            <w:u w:val="single"/>
-          </w:rPr>
-          <w:t>33:6–26</w:t>
-        </w:r>
-      </w:hyperlink>
+      <w:r>
+        <w:rPr>
+          <w:lang w:val="zh_TW" w:bidi="zh_TW"/>
+        </w:rPr>
+        <w:t>33:6–26</w:t>
+      </w:r>
       <w:r>
         <w:rPr>
           <w:lang w:val="zh_TW" w:bidi="zh_TW"/>
@@ -2424,18 +2148,12 @@
         </w:rPr>
         <w:t>從前的榮耀屬於所羅門的聖殿（</w:t>
       </w:r>
-      <w:hyperlink r:id="rId56">
-        <w:r>
-          <w:rPr>
-            <w:lang w:val="zh_TW" w:bidi="zh_TW"/>
-          </w:rPr>
-          <w:rPr>
-            <w:color w:val="0000EE"/>
-            <w:u w:val="single"/>
-          </w:rPr>
-          <w:t>王上6:38</w:t>
-        </w:r>
-      </w:hyperlink>
+      <w:r>
+        <w:rPr>
+          <w:lang w:val="zh_TW" w:bidi="zh_TW"/>
+        </w:rPr>
+        <w:t>王上6:38</w:t>
+      </w:r>
       <w:r>
         <w:rPr>
           <w:lang w:val="zh_TW" w:bidi="zh_TW"/>
@@ -2466,18 +2184,12 @@
         </w:rPr>
         <w:t>（</w:t>
       </w:r>
-      <w:hyperlink r:id="rId57">
-        <w:r>
-          <w:rPr>
-            <w:lang w:val="zh_TW" w:bidi="zh_TW"/>
-          </w:rPr>
-          <w:rPr>
-            <w:color w:val="0000EE"/>
-            <w:u w:val="single"/>
-          </w:rPr>
-          <w:t>拉3:12–13</w:t>
-        </w:r>
-      </w:hyperlink>
+      <w:r>
+        <w:rPr>
+          <w:lang w:val="zh_TW" w:bidi="zh_TW"/>
+        </w:rPr>
+        <w:t>拉3:12–13</w:t>
+      </w:r>
       <w:r>
         <w:rPr>
           <w:lang w:val="zh_TW" w:bidi="zh_TW"/>
@@ -2532,18 +2244,12 @@
         </w:rPr>
         <w:t>雖然......當剛強：這表示著語氣從責備與挑戰，轉為勉勵與肯定（參</w:t>
       </w:r>
-      <w:hyperlink r:id="rId58">
-        <w:r>
-          <w:rPr>
-            <w:lang w:val="zh_TW" w:bidi="zh_TW"/>
-          </w:rPr>
-          <w:rPr>
-            <w:color w:val="0000EE"/>
-            <w:u w:val="single"/>
-          </w:rPr>
-          <w:t>書1:6–7</w:t>
-        </w:r>
-      </w:hyperlink>
+      <w:r>
+        <w:rPr>
+          <w:lang w:val="zh_TW" w:bidi="zh_TW"/>
+        </w:rPr>
+        <w:t>書1:6–7</w:t>
+      </w:r>
       <w:r>
         <w:rPr>
           <w:lang w:val="zh_TW" w:bidi="zh_TW"/>
@@ -2602,54 +2308,36 @@
         </w:rPr>
         <w:t>我的靈住在你們中間：見</w:t>
       </w:r>
-      <w:hyperlink r:id="rId59">
-        <w:r>
-          <w:rPr>
-            <w:lang w:val="zh_TW" w:bidi="zh_TW"/>
-          </w:rPr>
-          <w:rPr>
-            <w:color w:val="0000EE"/>
-            <w:u w:val="single"/>
-          </w:rPr>
-          <w:t>出埃及記二十九章46節</w:t>
-        </w:r>
-      </w:hyperlink>
+      <w:r>
+        <w:rPr>
+          <w:lang w:val="zh_TW" w:bidi="zh_TW"/>
+        </w:rPr>
+        <w:t>出埃及記二十九章46節</w:t>
+      </w:r>
       <w:r>
         <w:rPr>
           <w:lang w:val="zh_TW" w:bidi="zh_TW"/>
         </w:rPr>
         <w:t>；</w:t>
       </w:r>
-      <w:hyperlink r:id="rId60">
-        <w:r>
-          <w:rPr>
-            <w:lang w:val="zh_TW" w:bidi="zh_TW"/>
-          </w:rPr>
-          <w:rPr>
-            <w:color w:val="0000EE"/>
-            <w:u w:val="single"/>
-          </w:rPr>
-          <w:t>以賽亞書六十三章11節</w:t>
-        </w:r>
-      </w:hyperlink>
+      <w:r>
+        <w:rPr>
+          <w:lang w:val="zh_TW" w:bidi="zh_TW"/>
+        </w:rPr>
+        <w:t>以賽亞書六十三章11節</w:t>
+      </w:r>
       <w:r>
         <w:rPr>
           <w:lang w:val="zh_TW" w:bidi="zh_TW"/>
         </w:rPr>
         <w:t>；</w:t>
       </w:r>
-      <w:hyperlink r:id="rId61">
-        <w:r>
-          <w:rPr>
-            <w:lang w:val="zh_TW" w:bidi="zh_TW"/>
-          </w:rPr>
-          <w:rPr>
-            <w:color w:val="0000EE"/>
-            <w:u w:val="single"/>
-          </w:rPr>
-          <w:t>以西結書三十六章26至27節</w:t>
-        </w:r>
-      </w:hyperlink>
+      <w:r>
+        <w:rPr>
+          <w:lang w:val="zh_TW" w:bidi="zh_TW"/>
+        </w:rPr>
+        <w:t>以西結書三十六章26至27節</w:t>
+      </w:r>
       <w:r>
         <w:rPr>
           <w:lang w:val="zh_TW" w:bidi="zh_TW"/>
@@ -2737,36 +2425,24 @@
         </w:rPr>
         <w:t>」是希伯來文中表示締結盟約的慣用語（見</w:t>
       </w:r>
-      <w:hyperlink r:id="rId62">
-        <w:r>
-          <w:rPr>
-            <w:lang w:val="zh_TW" w:bidi="zh_TW"/>
-          </w:rPr>
-          <w:rPr>
-            <w:color w:val="0000EE"/>
-            <w:u w:val="single"/>
-          </w:rPr>
-          <w:t>創15:18</w:t>
-        </w:r>
-      </w:hyperlink>
+      <w:r>
+        <w:rPr>
+          <w:lang w:val="zh_TW" w:bidi="zh_TW"/>
+        </w:rPr>
+        <w:t>創15:18</w:t>
+      </w:r>
       <w:r>
         <w:rPr>
           <w:lang w:val="zh_TW" w:bidi="zh_TW"/>
         </w:rPr>
         <w:t>；</w:t>
       </w:r>
-      <w:hyperlink r:id="rId63">
-        <w:r>
-          <w:rPr>
-            <w:lang w:val="zh_TW" w:bidi="zh_TW"/>
-          </w:rPr>
-          <w:rPr>
-            <w:color w:val="0000EE"/>
-            <w:u w:val="single"/>
-          </w:rPr>
-          <w:t>出34:27</w:t>
-        </w:r>
-      </w:hyperlink>
+      <w:r>
+        <w:rPr>
+          <w:lang w:val="zh_TW" w:bidi="zh_TW"/>
+        </w:rPr>
+        <w:t>出34:27</w:t>
+      </w:r>
       <w:r>
         <w:rPr>
           <w:lang w:val="zh_TW" w:bidi="zh_TW"/>
@@ -2811,18 +2487,12 @@
         </w:rPr>
         <w:t>（見</w:t>
       </w:r>
-      <w:hyperlink r:id="rId64">
-        <w:r>
-          <w:rPr>
-            <w:lang w:val="zh_TW" w:bidi="zh_TW"/>
-          </w:rPr>
-          <w:rPr>
-            <w:color w:val="0000EE"/>
-            <w:u w:val="single"/>
-          </w:rPr>
-          <w:t>結20:33–38</w:t>
-        </w:r>
-      </w:hyperlink>
+      <w:r>
+        <w:rPr>
+          <w:lang w:val="zh_TW" w:bidi="zh_TW"/>
+        </w:rPr>
+        <w:t>結20:33–38</w:t>
+      </w:r>
       <w:r>
         <w:rPr>
           <w:lang w:val="zh_TW" w:bidi="zh_TW"/>
@@ -2883,30 +2553,18 @@
         </w:rPr>
         <w:t>（見</w:t>
       </w:r>
-      <w:hyperlink r:id="rId65">
-        <w:r>
-          <w:rPr>
-            <w:lang w:val="zh_TW" w:bidi="zh_TW"/>
-          </w:rPr>
-          <w:rPr>
-            <w:color w:val="0000EE"/>
-            <w:u w:val="single"/>
-          </w:rPr>
-          <w:t>賽2:19–21，</w:t>
-        </w:r>
-      </w:hyperlink>
-      <w:hyperlink r:id="rId66">
-        <w:r>
-          <w:rPr>
-            <w:lang w:val="zh_TW" w:bidi="zh_TW"/>
-          </w:rPr>
-          <w:rPr>
-            <w:color w:val="0000EE"/>
-            <w:u w:val="single"/>
-          </w:rPr>
-          <w:t>30:28</w:t>
-        </w:r>
-      </w:hyperlink>
+      <w:r>
+        <w:rPr>
+          <w:lang w:val="zh_TW" w:bidi="zh_TW"/>
+        </w:rPr>
+        <w:t>賽2:19–21，</w:t>
+      </w:r>
+      <w:r>
+        <w:rPr>
+          <w:lang w:val="zh_TW" w:bidi="zh_TW"/>
+        </w:rPr>
+        <w:t>30:28</w:t>
+      </w:r>
       <w:r>
         <w:rPr>
           <w:lang w:val="zh_TW" w:bidi="zh_TW"/>
@@ -2925,36 +2583,24 @@
         </w:rPr>
         <w:t>（</w:t>
       </w:r>
-      <w:hyperlink r:id="rId67">
-        <w:r>
-          <w:rPr>
-            <w:lang w:val="zh_TW" w:bidi="zh_TW"/>
-          </w:rPr>
-          <w:rPr>
-            <w:color w:val="0000EE"/>
-            <w:u w:val="single"/>
-          </w:rPr>
-          <w:t>該2:21–22</w:t>
-        </w:r>
-      </w:hyperlink>
+      <w:r>
+        <w:rPr>
+          <w:lang w:val="zh_TW" w:bidi="zh_TW"/>
+        </w:rPr>
+        <w:t>該2:21–22</w:t>
+      </w:r>
       <w:r>
         <w:rPr>
           <w:lang w:val="zh_TW" w:bidi="zh_TW"/>
         </w:rPr>
         <w:t>；</w:t>
       </w:r>
-      <w:hyperlink r:id="rId68">
-        <w:r>
-          <w:rPr>
-            <w:lang w:val="zh_TW" w:bidi="zh_TW"/>
-          </w:rPr>
-          <w:rPr>
-            <w:color w:val="0000EE"/>
-            <w:u w:val="single"/>
-          </w:rPr>
-          <w:t>出14:31</w:t>
-        </w:r>
-      </w:hyperlink>
+      <w:r>
+        <w:rPr>
+          <w:lang w:val="zh_TW" w:bidi="zh_TW"/>
+        </w:rPr>
+        <w:t>出14:31</w:t>
+      </w:r>
       <w:r>
         <w:rPr>
           <w:lang w:val="zh_TW" w:bidi="zh_TW"/>
@@ -2973,18 +2619,12 @@
         </w:rPr>
         <w:t>（</w:t>
       </w:r>
-      <w:hyperlink r:id="rId69">
-        <w:r>
-          <w:rPr>
-            <w:lang w:val="zh_TW" w:bidi="zh_TW"/>
-          </w:rPr>
-          <w:rPr>
-            <w:color w:val="0000EE"/>
-            <w:u w:val="single"/>
-          </w:rPr>
-          <w:t>來12:26–27</w:t>
-        </w:r>
-      </w:hyperlink>
+      <w:r>
+        <w:rPr>
+          <w:lang w:val="zh_TW" w:bidi="zh_TW"/>
+        </w:rPr>
+        <w:t>來12:26–27</w:t>
+      </w:r>
       <w:r>
         <w:rPr>
           <w:lang w:val="zh_TW" w:bidi="zh_TW"/>
@@ -3003,18 +2643,12 @@
         </w:rPr>
         <w:t>（例：波斯被希臘征服，希臘被羅馬征服。見</w:t>
       </w:r>
-      <w:hyperlink r:id="rId70">
-        <w:r>
-          <w:rPr>
-            <w:lang w:val="zh_TW" w:bidi="zh_TW"/>
-          </w:rPr>
-          <w:rPr>
-            <w:color w:val="0000EE"/>
-            <w:u w:val="single"/>
-          </w:rPr>
-          <w:t>但2:39–45</w:t>
-        </w:r>
-      </w:hyperlink>
+      <w:r>
+        <w:rPr>
+          <w:lang w:val="zh_TW" w:bidi="zh_TW"/>
+        </w:rPr>
+        <w:t>但2:39–45</w:t>
+      </w:r>
       <w:r>
         <w:rPr>
           <w:lang w:val="zh_TW" w:bidi="zh_TW"/>
@@ -3133,54 +2767,36 @@
         </w:rPr>
         <w:t>（見</w:t>
       </w:r>
-      <w:hyperlink r:id="rId71">
-        <w:r>
-          <w:rPr>
-            <w:lang w:val="zh_TW" w:bidi="zh_TW"/>
-          </w:rPr>
-          <w:rPr>
-            <w:color w:val="0000EE"/>
-            <w:u w:val="single"/>
-          </w:rPr>
-          <w:t>瑪3:1</w:t>
-        </w:r>
-      </w:hyperlink>
+      <w:r>
+        <w:rPr>
+          <w:lang w:val="zh_TW" w:bidi="zh_TW"/>
+        </w:rPr>
+        <w:t>瑪3:1</w:t>
+      </w:r>
       <w:r>
         <w:rPr>
           <w:lang w:val="zh_TW" w:bidi="zh_TW"/>
         </w:rPr>
         <w:t>）。耶穌在嬰兒時期被帶到耶和華的殿中（</w:t>
       </w:r>
-      <w:hyperlink r:id="rId72">
-        <w:r>
-          <w:rPr>
-            <w:lang w:val="zh_TW" w:bidi="zh_TW"/>
-          </w:rPr>
-          <w:rPr>
-            <w:color w:val="0000EE"/>
-            <w:u w:val="single"/>
-          </w:rPr>
-          <w:t>路2:22</w:t>
-        </w:r>
-      </w:hyperlink>
+      <w:r>
+        <w:rPr>
+          <w:lang w:val="zh_TW" w:bidi="zh_TW"/>
+        </w:rPr>
+        <w:t>路2:22</w:t>
+      </w:r>
       <w:r>
         <w:rPr>
           <w:lang w:val="zh_TW" w:bidi="zh_TW"/>
         </w:rPr>
         <w:t>），並且成年後在那裡教導（</w:t>
       </w:r>
-      <w:hyperlink r:id="rId73">
-        <w:r>
-          <w:rPr>
-            <w:lang w:val="zh_TW" w:bidi="zh_TW"/>
-          </w:rPr>
-          <w:rPr>
-            <w:color w:val="0000EE"/>
-            <w:u w:val="single"/>
-          </w:rPr>
-          <w:t>路19:45–47</w:t>
-        </w:r>
-      </w:hyperlink>
+      <w:r>
+        <w:rPr>
+          <w:lang w:val="zh_TW" w:bidi="zh_TW"/>
+        </w:rPr>
+        <w:t>路19:45–47</w:t>
+      </w:r>
       <w:r>
         <w:rPr>
           <w:lang w:val="zh_TW" w:bidi="zh_TW"/>
@@ -3199,54 +2815,36 @@
         </w:rPr>
         <w:t>（</w:t>
       </w:r>
-      <w:hyperlink r:id="rId74">
-        <w:r>
-          <w:rPr>
-            <w:lang w:val="zh_TW" w:bidi="zh_TW"/>
-          </w:rPr>
-          <w:rPr>
-            <w:color w:val="0000EE"/>
-            <w:u w:val="single"/>
-          </w:rPr>
-          <w:t>太12:6</w:t>
-        </w:r>
-      </w:hyperlink>
+      <w:r>
+        <w:rPr>
+          <w:lang w:val="zh_TW" w:bidi="zh_TW"/>
+        </w:rPr>
+        <w:t>太12:6</w:t>
+      </w:r>
       <w:r>
         <w:rPr>
           <w:lang w:val="zh_TW" w:bidi="zh_TW"/>
         </w:rPr>
         <w:t>；見</w:t>
       </w:r>
-      <w:hyperlink r:id="rId75">
-        <w:r>
-          <w:rPr>
-            <w:lang w:val="zh_TW" w:bidi="zh_TW"/>
-          </w:rPr>
-          <w:rPr>
-            <w:color w:val="0000EE"/>
-            <w:u w:val="single"/>
-          </w:rPr>
-          <w:t>約2:13–22</w:t>
-        </w:r>
-      </w:hyperlink>
+      <w:r>
+        <w:rPr>
+          <w:lang w:val="zh_TW" w:bidi="zh_TW"/>
+        </w:rPr>
+        <w:t>約2:13–22</w:t>
+      </w:r>
       <w:r>
         <w:rPr>
           <w:lang w:val="zh_TW" w:bidi="zh_TW"/>
         </w:rPr>
         <w:t>）。雖然只有少數人認識到，但耶穌在聖殿中的同在，遠勝過摩西時期會幕中的榮耀以及所羅門聖殿的榮耀（參</w:t>
       </w:r>
-      <w:hyperlink r:id="rId76">
-        <w:r>
-          <w:rPr>
-            <w:lang w:val="zh_TW" w:bidi="zh_TW"/>
-          </w:rPr>
-          <w:rPr>
-            <w:color w:val="0000EE"/>
-            <w:u w:val="single"/>
-          </w:rPr>
-          <w:t>路2:29–32</w:t>
-        </w:r>
-      </w:hyperlink>
+      <w:r>
+        <w:rPr>
+          <w:lang w:val="zh_TW" w:bidi="zh_TW"/>
+        </w:rPr>
+        <w:t>路2:29–32</w:t>
+      </w:r>
       <w:r>
         <w:rPr>
           <w:lang w:val="zh_TW" w:bidi="zh_TW"/>
@@ -3271,54 +2869,36 @@
         </w:rPr>
         <w:t>在這地方我必賜平安：祭司的祝禱（</w:t>
       </w:r>
-      <w:hyperlink r:id="rId77">
-        <w:r>
-          <w:rPr>
-            <w:lang w:val="zh_TW" w:bidi="zh_TW"/>
-          </w:rPr>
-          <w:rPr>
-            <w:color w:val="0000EE"/>
-            <w:u w:val="single"/>
-          </w:rPr>
-          <w:t>民6:24–26</w:t>
-        </w:r>
-      </w:hyperlink>
+      <w:r>
+        <w:rPr>
+          <w:lang w:val="zh_TW" w:bidi="zh_TW"/>
+        </w:rPr>
+        <w:t>民6:24–26</w:t>
+      </w:r>
       <w:r>
         <w:rPr>
           <w:lang w:val="zh_TW" w:bidi="zh_TW"/>
         </w:rPr>
         <w:t>）是聖殿禮拜儀式的一部分。在末後的日子，神將與以色列立平安的約（</w:t>
       </w:r>
-      <w:hyperlink r:id="rId78">
-        <w:r>
-          <w:rPr>
-            <w:lang w:val="zh_TW" w:bidi="zh_TW"/>
-          </w:rPr>
-          <w:rPr>
-            <w:color w:val="0000EE"/>
-            <w:u w:val="single"/>
-          </w:rPr>
-          <w:t>結34:25</w:t>
-        </w:r>
-      </w:hyperlink>
+      <w:r>
+        <w:rPr>
+          <w:lang w:val="zh_TW" w:bidi="zh_TW"/>
+        </w:rPr>
+        <w:t>結34:25</w:t>
+      </w:r>
       <w:r>
         <w:rPr>
           <w:lang w:val="zh_TW" w:bidi="zh_TW"/>
         </w:rPr>
         <w:t>；</w:t>
       </w:r>
-      <w:hyperlink r:id="rId79">
-        <w:r>
-          <w:rPr>
-            <w:lang w:val="zh_TW" w:bidi="zh_TW"/>
-          </w:rPr>
-          <w:rPr>
-            <w:color w:val="0000EE"/>
-            <w:u w:val="single"/>
-          </w:rPr>
-          <w:t>37:26</w:t>
-        </w:r>
-      </w:hyperlink>
+      <w:r>
+        <w:rPr>
+          <w:lang w:val="zh_TW" w:bidi="zh_TW"/>
+        </w:rPr>
+        <w:t>37:26</w:t>
+      </w:r>
       <w:r>
         <w:rPr>
           <w:lang w:val="zh_TW" w:bidi="zh_TW"/>
@@ -3404,18 +2984,12 @@
         </w:rPr>
         <w:t>（</w:t>
       </w:r>
-      <w:hyperlink r:id="rId80">
-        <w:r>
-          <w:rPr>
-            <w:lang w:val="zh_TW" w:bidi="zh_TW"/>
-          </w:rPr>
-          <w:rPr>
-            <w:color w:val="0000EE"/>
-            <w:u w:val="single"/>
-          </w:rPr>
-          <w:t>利11:44–45</w:t>
-        </w:r>
-      </w:hyperlink>
+      <w:r>
+        <w:rPr>
+          <w:lang w:val="zh_TW" w:bidi="zh_TW"/>
+        </w:rPr>
+        <w:t>利11:44–45</w:t>
+      </w:r>
       <w:r>
         <w:rPr>
           <w:lang w:val="zh_TW" w:bidi="zh_TW"/>
@@ -3470,36 +3044,24 @@
         </w:rPr>
         <w:t>向祭司問：祭司的職責是教導和解釋律法（</w:t>
       </w:r>
-      <w:hyperlink r:id="rId81">
-        <w:r>
-          <w:rPr>
-            <w:lang w:val="zh_TW" w:bidi="zh_TW"/>
-          </w:rPr>
-          <w:rPr>
-            <w:color w:val="0000EE"/>
-            <w:u w:val="single"/>
-          </w:rPr>
-          <w:t>申33:10</w:t>
-        </w:r>
-      </w:hyperlink>
+      <w:r>
+        <w:rPr>
+          <w:lang w:val="zh_TW" w:bidi="zh_TW"/>
+        </w:rPr>
+        <w:t>申33:10</w:t>
+      </w:r>
       <w:r>
         <w:rPr>
           <w:lang w:val="zh_TW" w:bidi="zh_TW"/>
         </w:rPr>
         <w:t>；</w:t>
       </w:r>
-      <w:hyperlink r:id="rId82">
-        <w:r>
-          <w:rPr>
-            <w:lang w:val="zh_TW" w:bidi="zh_TW"/>
-          </w:rPr>
-          <w:rPr>
-            <w:color w:val="0000EE"/>
-            <w:u w:val="single"/>
-          </w:rPr>
-          <w:t>瑪2:7–9</w:t>
-        </w:r>
-      </w:hyperlink>
+      <w:r>
+        <w:rPr>
+          <w:lang w:val="zh_TW" w:bidi="zh_TW"/>
+        </w:rPr>
+        <w:t>瑪2:7–9</w:t>
+      </w:r>
       <w:r>
         <w:rPr>
           <w:lang w:val="zh_TW" w:bidi="zh_TW"/>
@@ -3602,18 +3164,12 @@
         </w:rPr>
         <w:t>——會使人的袍子成為聖潔（參</w:t>
       </w:r>
-      <w:hyperlink r:id="rId83">
-        <w:r>
-          <w:rPr>
-            <w:lang w:val="zh_TW" w:bidi="zh_TW"/>
-          </w:rPr>
-          <w:rPr>
-            <w:color w:val="0000EE"/>
-            <w:u w:val="single"/>
-          </w:rPr>
-          <w:t>利6:18</w:t>
-        </w:r>
-      </w:hyperlink>
+      <w:r>
+        <w:rPr>
+          <w:lang w:val="zh_TW" w:bidi="zh_TW"/>
+        </w:rPr>
+        <w:t>利6:18</w:t>
+      </w:r>
       <w:r>
         <w:rPr>
           <w:lang w:val="zh_TW" w:bidi="zh_TW"/>
@@ -3686,54 +3242,36 @@
         </w:rPr>
         <w:t>（見</w:t>
       </w:r>
-      <w:hyperlink r:id="rId84">
-        <w:r>
-          <w:rPr>
-            <w:lang w:val="zh_TW" w:bidi="zh_TW"/>
-          </w:rPr>
-          <w:rPr>
-            <w:color w:val="0000EE"/>
-            <w:u w:val="single"/>
-          </w:rPr>
-          <w:t>民19:11–13</w:t>
-        </w:r>
-      </w:hyperlink>
+      <w:r>
+        <w:rPr>
+          <w:lang w:val="zh_TW" w:bidi="zh_TW"/>
+        </w:rPr>
+        <w:t>民19:11–13</w:t>
+      </w:r>
       <w:r>
         <w:rPr>
           <w:lang w:val="zh_TW" w:bidi="zh_TW"/>
         </w:rPr>
         <w:t>、</w:t>
       </w:r>
-      <w:hyperlink r:id="rId85">
-        <w:r>
-          <w:rPr>
-            <w:lang w:val="zh_TW" w:bidi="zh_TW"/>
-          </w:rPr>
-          <w:rPr>
-            <w:color w:val="0000EE"/>
-            <w:u w:val="single"/>
-          </w:rPr>
-          <w:t>22</w:t>
-        </w:r>
-      </w:hyperlink>
+      <w:r>
+        <w:rPr>
+          <w:lang w:val="zh_TW" w:bidi="zh_TW"/>
+        </w:rPr>
+        <w:t>22</w:t>
+      </w:r>
       <w:r>
         <w:rPr>
           <w:lang w:val="zh_TW" w:bidi="zh_TW"/>
         </w:rPr>
         <w:t>）。哈該在</w:t>
       </w:r>
-      <w:hyperlink r:id="rId86">
-        <w:r>
-          <w:rPr>
-            <w:lang w:val="zh_TW" w:bidi="zh_TW"/>
-          </w:rPr>
-          <w:rPr>
-            <w:color w:val="0000EE"/>
-            <w:u w:val="single"/>
-          </w:rPr>
-          <w:t>哈該書二章14節</w:t>
-        </w:r>
-      </w:hyperlink>
+      <w:r>
+        <w:rPr>
+          <w:lang w:val="zh_TW" w:bidi="zh_TW"/>
+        </w:rPr>
+        <w:t>哈該書二章14節</w:t>
+      </w:r>
       <w:r>
         <w:rPr>
           <w:lang w:val="zh_TW" w:bidi="zh_TW"/>
@@ -3866,18 +3404,12 @@
         </w:rPr>
         <w:t>（</w:t>
       </w:r>
-      <w:hyperlink r:id="rId87">
-        <w:r>
-          <w:rPr>
-            <w:lang w:val="zh_TW" w:bidi="zh_TW"/>
-          </w:rPr>
-          <w:rPr>
-            <w:color w:val="0000EE"/>
-            <w:u w:val="single"/>
-          </w:rPr>
-          <w:t>申30:6–10</w:t>
-        </w:r>
-      </w:hyperlink>
+      <w:r>
+        <w:rPr>
+          <w:lang w:val="zh_TW" w:bidi="zh_TW"/>
+        </w:rPr>
+        <w:t>申30:6–10</w:t>
+      </w:r>
       <w:r>
         <w:rPr>
           <w:lang w:val="zh_TW" w:bidi="zh_TW"/>
@@ -3896,36 +3428,24 @@
         </w:rPr>
         <w:t>（見</w:t>
       </w:r>
-      <w:hyperlink r:id="rId25">
-        <w:r>
-          <w:rPr>
-            <w:lang w:val="zh_TW" w:bidi="zh_TW"/>
-          </w:rPr>
-          <w:rPr>
-            <w:color w:val="0000EE"/>
-            <w:u w:val="single"/>
-          </w:rPr>
-          <w:t>該1:7</w:t>
-        </w:r>
-      </w:hyperlink>
+      <w:r>
+        <w:rPr>
+          <w:lang w:val="zh_TW" w:bidi="zh_TW"/>
+        </w:rPr>
+        <w:t>該1:7</w:t>
+      </w:r>
       <w:r>
         <w:rPr>
           <w:lang w:val="zh_TW" w:bidi="zh_TW"/>
         </w:rPr>
         <w:t>、</w:t>
       </w:r>
-      <w:hyperlink r:id="rId88">
-        <w:r>
-          <w:rPr>
-            <w:lang w:val="zh_TW" w:bidi="zh_TW"/>
-          </w:rPr>
-          <w:rPr>
-            <w:color w:val="0000EE"/>
-            <w:u w:val="single"/>
-          </w:rPr>
-          <w:t>12</w:t>
-        </w:r>
-      </w:hyperlink>
+      <w:r>
+        <w:rPr>
+          <w:lang w:val="zh_TW" w:bidi="zh_TW"/>
+        </w:rPr>
+        <w:t>12</w:t>
+      </w:r>
       <w:r>
         <w:rPr>
           <w:lang w:val="zh_TW" w:bidi="zh_TW"/>
@@ -4002,36 +3522,24 @@
         </w:rPr>
         <w:t>你們仍不：希伯來人從摩西時代起（</w:t>
       </w:r>
-      <w:hyperlink r:id="rId89">
-        <w:r>
-          <w:rPr>
-            <w:lang w:val="zh_TW" w:bidi="zh_TW"/>
-          </w:rPr>
-          <w:rPr>
-            <w:color w:val="0000EE"/>
-            <w:u w:val="single"/>
-          </w:rPr>
-          <w:t>申31:27</w:t>
-        </w:r>
-      </w:hyperlink>
+      <w:r>
+        <w:rPr>
+          <w:lang w:val="zh_TW" w:bidi="zh_TW"/>
+        </w:rPr>
+        <w:t>申31:27</w:t>
+      </w:r>
       <w:r>
         <w:rPr>
           <w:lang w:val="zh_TW" w:bidi="zh_TW"/>
         </w:rPr>
         <w:t>）直到耶穌時代（</w:t>
       </w:r>
-      <w:hyperlink r:id="rId90">
-        <w:r>
-          <w:rPr>
-            <w:lang w:val="zh_TW" w:bidi="zh_TW"/>
-          </w:rPr>
-          <w:rPr>
-            <w:color w:val="0000EE"/>
-            <w:u w:val="single"/>
-          </w:rPr>
-          <w:t>太17:17</w:t>
-        </w:r>
-      </w:hyperlink>
+      <w:r>
+        <w:rPr>
+          <w:lang w:val="zh_TW" w:bidi="zh_TW"/>
+        </w:rPr>
+        <w:t>太17:17</w:t>
+      </w:r>
       <w:r>
         <w:rPr>
           <w:lang w:val="zh_TW" w:bidi="zh_TW"/>
@@ -4068,18 +3576,12 @@
         </w:rPr>
         <w:t>（見</w:t>
       </w:r>
-      <w:hyperlink r:id="rId91">
-        <w:r>
-          <w:rPr>
-            <w:lang w:val="zh_TW" w:bidi="zh_TW"/>
-          </w:rPr>
-          <w:rPr>
-            <w:color w:val="0000EE"/>
-            <w:u w:val="single"/>
-          </w:rPr>
-          <w:t>申28:22</w:t>
-        </w:r>
-      </w:hyperlink>
+      <w:r>
+        <w:rPr>
+          <w:lang w:val="zh_TW" w:bidi="zh_TW"/>
+        </w:rPr>
+        <w:t>申28:22</w:t>
+      </w:r>
       <w:r>
         <w:rPr>
           <w:lang w:val="zh_TW" w:bidi="zh_TW"/>
@@ -4183,18 +3685,12 @@
         </w:rPr>
         <w:t>（公元前520年9月21日；見</w:t>
       </w:r>
-      <w:hyperlink r:id="rId92">
-        <w:r>
-          <w:rPr>
-            <w:lang w:val="zh_TW" w:bidi="zh_TW"/>
-          </w:rPr>
-          <w:rPr>
-            <w:color w:val="0000EE"/>
-            <w:u w:val="single"/>
-          </w:rPr>
-          <w:t>1:14–15</w:t>
-        </w:r>
-      </w:hyperlink>
+      <w:r>
+        <w:rPr>
+          <w:lang w:val="zh_TW" w:bidi="zh_TW"/>
+        </w:rPr>
+        <w:t>1:14–15</w:t>
+      </w:r>
       <w:r>
         <w:rPr>
           <w:lang w:val="zh_TW" w:bidi="zh_TW"/>
@@ -4319,18 +3815,12 @@
         </w:rPr>
         <w:t>（見</w:t>
       </w:r>
-      <w:hyperlink r:id="rId93">
-        <w:r>
-          <w:rPr>
-            <w:lang w:val="zh_TW" w:bidi="zh_TW"/>
-          </w:rPr>
-          <w:rPr>
-            <w:color w:val="0000EE"/>
-            <w:u w:val="single"/>
-          </w:rPr>
-          <w:t>詩111:4–5</w:t>
-        </w:r>
-      </w:hyperlink>
+      <w:r>
+        <w:rPr>
+          <w:lang w:val="zh_TW" w:bidi="zh_TW"/>
+        </w:rPr>
+        <w:t>詩111:4–5</w:t>
+      </w:r>
       <w:r>
         <w:rPr>
           <w:lang w:val="zh_TW" w:bidi="zh_TW"/>
@@ -4415,54 +3905,36 @@
         </w:rPr>
         <w:t>（見</w:t>
       </w:r>
-      <w:hyperlink r:id="rId94">
-        <w:r>
-          <w:rPr>
-            <w:lang w:val="zh_TW" w:bidi="zh_TW"/>
-          </w:rPr>
-          <w:rPr>
-            <w:color w:val="0000EE"/>
-            <w:u w:val="single"/>
-          </w:rPr>
-          <w:t>耶23:5</w:t>
-        </w:r>
-      </w:hyperlink>
+      <w:r>
+        <w:rPr>
+          <w:lang w:val="zh_TW" w:bidi="zh_TW"/>
+        </w:rPr>
+        <w:t>耶23:5</w:t>
+      </w:r>
       <w:r>
         <w:rPr>
           <w:lang w:val="zh_TW" w:bidi="zh_TW"/>
         </w:rPr>
         <w:t>；</w:t>
       </w:r>
-      <w:hyperlink r:id="rId95">
-        <w:r>
-          <w:rPr>
-            <w:lang w:val="zh_TW" w:bidi="zh_TW"/>
-          </w:rPr>
-          <w:rPr>
-            <w:color w:val="0000EE"/>
-            <w:u w:val="single"/>
-          </w:rPr>
-          <w:t>結37:24</w:t>
-        </w:r>
-      </w:hyperlink>
+      <w:r>
+        <w:rPr>
+          <w:lang w:val="zh_TW" w:bidi="zh_TW"/>
+        </w:rPr>
+        <w:t>結37:24</w:t>
+      </w:r>
       <w:r>
         <w:rPr>
           <w:lang w:val="zh_TW" w:bidi="zh_TW"/>
         </w:rPr>
         <w:t>）。神曾在被擄時詛咒大衛的後裔——約雅斤王（</w:t>
       </w:r>
-      <w:hyperlink r:id="rId96">
-        <w:r>
-          <w:rPr>
-            <w:lang w:val="zh_TW" w:bidi="zh_TW"/>
-          </w:rPr>
-          <w:rPr>
-            <w:color w:val="0000EE"/>
-            <w:u w:val="single"/>
-          </w:rPr>
-          <w:t>耶22:24–30</w:t>
-        </w:r>
-      </w:hyperlink>
+      <w:r>
+        <w:rPr>
+          <w:lang w:val="zh_TW" w:bidi="zh_TW"/>
+        </w:rPr>
+        <w:t>耶22:24–30</w:t>
+      </w:r>
       <w:r>
         <w:rPr>
           <w:lang w:val="zh_TW" w:bidi="zh_TW"/>
@@ -4481,18 +3953,12 @@
         </w:rPr>
         <w:t>（見</w:t>
       </w:r>
-      <w:hyperlink r:id="rId97">
-        <w:r>
-          <w:rPr>
-            <w:lang w:val="zh_TW" w:bidi="zh_TW"/>
-          </w:rPr>
-          <w:rPr>
-            <w:color w:val="0000EE"/>
-            <w:u w:val="single"/>
-          </w:rPr>
-          <w:t>撒下7:4–17</w:t>
-        </w:r>
-      </w:hyperlink>
+      <w:r>
+        <w:rPr>
+          <w:lang w:val="zh_TW" w:bidi="zh_TW"/>
+        </w:rPr>
+        <w:t>撒下7:4–17</w:t>
+      </w:r>
       <w:r>
         <w:rPr>
           <w:lang w:val="zh_TW" w:bidi="zh_TW"/>
@@ -4559,18 +4025,12 @@
         </w:rPr>
         <w:t>（</w:t>
       </w:r>
-      <w:hyperlink r:id="rId98">
-        <w:r>
-          <w:rPr>
-            <w:lang w:val="zh_TW" w:bidi="zh_TW"/>
-          </w:rPr>
-          <w:rPr>
-            <w:color w:val="0000EE"/>
-            <w:u w:val="single"/>
-          </w:rPr>
-          <w:t>代上3:19</w:t>
-        </w:r>
-      </w:hyperlink>
+      <w:r>
+        <w:rPr>
+          <w:lang w:val="zh_TW" w:bidi="zh_TW"/>
+        </w:rPr>
+        <w:t>代上3:19</w:t>
+      </w:r>
       <w:r>
         <w:rPr>
           <w:lang w:val="zh_TW" w:bidi="zh_TW"/>
@@ -4589,18 +4049,12 @@
         </w:rPr>
         <w:t>（</w:t>
       </w:r>
-      <w:hyperlink r:id="rId96">
-        <w:r>
-          <w:rPr>
-            <w:lang w:val="zh_TW" w:bidi="zh_TW"/>
-          </w:rPr>
-          <w:rPr>
-            <w:color w:val="0000EE"/>
-            <w:u w:val="single"/>
-          </w:rPr>
-          <w:t>耶22:24–30</w:t>
-        </w:r>
-      </w:hyperlink>
+      <w:r>
+        <w:rPr>
+          <w:lang w:val="zh_TW" w:bidi="zh_TW"/>
+        </w:rPr>
+        <w:t>耶22:24–30</w:t>
+      </w:r>
       <w:r>
         <w:rPr>
           <w:lang w:val="zh_TW" w:bidi="zh_TW"/>
@@ -4673,18 +4127,12 @@
         </w:rPr>
         <w:t>（見</w:t>
       </w:r>
-      <w:hyperlink r:id="rId99">
-        <w:r>
-          <w:rPr>
-            <w:lang w:val="zh_TW" w:bidi="zh_TW"/>
-          </w:rPr>
-          <w:rPr>
-            <w:color w:val="0000EE"/>
-            <w:u w:val="single"/>
-          </w:rPr>
-          <w:t>出15:1–21</w:t>
-        </w:r>
-      </w:hyperlink>
+      <w:r>
+        <w:rPr>
+          <w:lang w:val="zh_TW" w:bidi="zh_TW"/>
+        </w:rPr>
+        <w:t>出15:1–21</w:t>
+      </w:r>
       <w:r>
         <w:rPr>
           <w:lang w:val="zh_TW" w:bidi="zh_TW"/>
@@ -4829,54 +4277,36 @@
         </w:rPr>
         <w:t>（見</w:t>
       </w:r>
-      <w:hyperlink r:id="rId100">
-        <w:r>
-          <w:rPr>
-            <w:lang w:val="zh_TW" w:bidi="zh_TW"/>
-          </w:rPr>
-          <w:rPr>
-            <w:color w:val="0000EE"/>
-            <w:u w:val="single"/>
-          </w:rPr>
-          <w:t>太1:12</w:t>
-        </w:r>
-      </w:hyperlink>
+      <w:r>
+        <w:rPr>
+          <w:lang w:val="zh_TW" w:bidi="zh_TW"/>
+        </w:rPr>
+        <w:t>太1:12</w:t>
+      </w:r>
       <w:r>
         <w:rPr>
           <w:lang w:val="zh_TW" w:bidi="zh_TW"/>
         </w:rPr>
         <w:t>；</w:t>
       </w:r>
-      <w:hyperlink r:id="rId101">
-        <w:r>
-          <w:rPr>
-            <w:lang w:val="zh_TW" w:bidi="zh_TW"/>
-          </w:rPr>
-          <w:rPr>
-            <w:color w:val="0000EE"/>
-            <w:u w:val="single"/>
-          </w:rPr>
-          <w:t>路1:32–33</w:t>
-        </w:r>
-      </w:hyperlink>
+      <w:r>
+        <w:rPr>
+          <w:lang w:val="zh_TW" w:bidi="zh_TW"/>
+        </w:rPr>
+        <w:t>路1:32–33</w:t>
+      </w:r>
       <w:r>
         <w:rPr>
           <w:lang w:val="zh_TW" w:bidi="zh_TW"/>
         </w:rPr>
         <w:t>，</w:t>
       </w:r>
-      <w:hyperlink r:id="rId102">
-        <w:r>
-          <w:rPr>
-            <w:lang w:val="zh_TW" w:bidi="zh_TW"/>
-          </w:rPr>
-          <w:rPr>
-            <w:color w:val="0000EE"/>
-            <w:u w:val="single"/>
-          </w:rPr>
-          <w:t>3:27</w:t>
-        </w:r>
-      </w:hyperlink>
+      <w:r>
+        <w:rPr>
+          <w:lang w:val="zh_TW" w:bidi="zh_TW"/>
+        </w:rPr>
+        <w:t>3:27</w:t>
+      </w:r>
       <w:r>
         <w:rPr>
           <w:lang w:val="zh_TW" w:bidi="zh_TW"/>
